--- a/Contrato 005/Dashboard/02_Dados_Tratados/atas/Ata_RMA_Junho_2026_rascunho.docx
+++ b/Contrato 005/Dashboard/02_Dados_Tratados/atas/Ata_RMA_Junho_2026_rascunho.docx
@@ -1112,4559 +1112,42 @@
         <w:t>Contrato nº 005/CELOG-PAMALS/2025 — Junho de 2026</w:t>
       </w:r>
     </w:p>
-    <w:tbl>
-      <w:tblPr>
-        <w:tblStyle w:val="TableGrid"/>
-        <w:tblW w:type="auto" w:w="0"/>
-        <w:tblLook w:firstColumn="1" w:firstRow="1" w:lastColumn="0" w:lastRow="0" w:noHBand="0" w:noVBand="1" w:val="04A0"/>
-      </w:tblPr>
-      <w:tblGrid>
-        <w:gridCol w:w="960"/>
-        <w:gridCol w:w="960"/>
-        <w:gridCol w:w="960"/>
-        <w:gridCol w:w="960"/>
-        <w:gridCol w:w="960"/>
-        <w:gridCol w:w="960"/>
-        <w:gridCol w:w="960"/>
-        <w:gridCol w:w="960"/>
-        <w:gridCol w:w="960"/>
-      </w:tblGrid>
-      <w:tr>
-        <w:tc>
-          <w:tcPr>
-            <w:tcW w:type="dxa" w:w="960"/>
-          </w:tcPr>
-          <w:p>
-            <w:r>
-              <w:rPr>
-                <w:b/>
-              </w:rPr>
-              <w:t>numero_ordem</w:t>
-            </w:r>
-          </w:p>
-        </w:tc>
-        <w:tc>
-          <w:tcPr>
-            <w:tcW w:type="dxa" w:w="960"/>
-          </w:tcPr>
-          <w:p>
-            <w:r>
-              <w:rPr>
-                <w:b/>
-              </w:rPr>
-              <w:t>part_number</w:t>
-            </w:r>
-          </w:p>
-        </w:tc>
-        <w:tc>
-          <w:tcPr>
-            <w:tcW w:type="dxa" w:w="960"/>
-          </w:tcPr>
-          <w:p>
-            <w:r>
-              <w:rPr>
-                <w:b/>
-              </w:rPr>
-              <w:t>descricao</w:t>
-            </w:r>
-          </w:p>
-        </w:tc>
-        <w:tc>
-          <w:tcPr>
-            <w:tcW w:type="dxa" w:w="960"/>
-          </w:tcPr>
-          <w:p>
-            <w:r>
-              <w:rPr>
-                <w:b/>
-              </w:rPr>
-              <w:t>quantidade_texto</w:t>
-            </w:r>
-          </w:p>
-        </w:tc>
-        <w:tc>
-          <w:tcPr>
-            <w:tcW w:type="dxa" w:w="960"/>
-          </w:tcPr>
-          <w:p>
-            <w:r>
-              <w:rPr>
-                <w:b/>
-              </w:rPr>
-              <w:t>pedido_emg</w:t>
-            </w:r>
-          </w:p>
-        </w:tc>
-        <w:tc>
-          <w:tcPr>
-            <w:tcW w:type="dxa" w:w="960"/>
-          </w:tcPr>
-          <w:p>
-            <w:r>
-              <w:rPr>
-                <w:b/>
-              </w:rPr>
-              <w:t>motivo</w:t>
-            </w:r>
-          </w:p>
-        </w:tc>
-        <w:tc>
-          <w:tcPr>
-            <w:tcW w:type="dxa" w:w="960"/>
-          </w:tcPr>
-          <w:p>
-            <w:r>
-              <w:rPr>
-                <w:b/>
-              </w:rPr>
-              <w:t>anv</w:t>
-            </w:r>
-          </w:p>
-        </w:tc>
-        <w:tc>
-          <w:tcPr>
-            <w:tcW w:type="dxa" w:w="960"/>
-          </w:tcPr>
-          <w:p>
-            <w:r>
-              <w:rPr>
-                <w:b/>
-              </w:rPr>
-              <w:t>destino</w:t>
-            </w:r>
-          </w:p>
-        </w:tc>
-        <w:tc>
-          <w:tcPr>
-            <w:tcW w:type="dxa" w:w="960"/>
-          </w:tcPr>
-          <w:p>
-            <w:r>
-              <w:rPr>
-                <w:b/>
-              </w:rPr>
-              <w:t>status</w:t>
-            </w:r>
-          </w:p>
-        </w:tc>
-      </w:tr>
-      <w:tr>
-        <w:tc>
-          <w:tcPr>
-            <w:tcW w:type="dxa" w:w="960"/>
-          </w:tcPr>
-          <w:p>
-            <w:r>
-              <w:t>264</w:t>
-            </w:r>
-          </w:p>
-        </w:tc>
-        <w:tc>
-          <w:tcPr>
-            <w:tcW w:type="dxa" w:w="960"/>
-          </w:tcPr>
-          <w:p>
-            <w:r>
-              <w:t>S3326-2</w:t>
-            </w:r>
-          </w:p>
-        </w:tc>
-        <w:tc>
-          <w:tcPr>
-            <w:tcW w:type="dxa" w:w="960"/>
-          </w:tcPr>
-          <w:p>
-            <w:r>
-              <w:t>INDICATOR,HORIZONTAL SITUATION</w:t>
-            </w:r>
-          </w:p>
-        </w:tc>
-        <w:tc>
-          <w:tcPr>
-            <w:tcW w:type="dxa" w:w="960"/>
-          </w:tcPr>
-          <w:p>
-            <w:r>
-              <w:t>01 EA</w:t>
-            </w:r>
-          </w:p>
-        </w:tc>
-        <w:tc>
-          <w:tcPr>
-            <w:tcW w:type="dxa" w:w="960"/>
-          </w:tcPr>
-          <w:p>
-            <w:r>
-              <w:t>396260016501</w:t>
-            </w:r>
-          </w:p>
-        </w:tc>
-        <w:tc>
-          <w:tcPr>
-            <w:tcW w:type="dxa" w:w="960"/>
-          </w:tcPr>
-          <w:p>
-            <w:r>
-              <w:t>Atendimento de emergência solicitado pelo SO Cláudio.</w:t>
-            </w:r>
-          </w:p>
-        </w:tc>
-        <w:tc>
-          <w:tcPr>
-            <w:tcW w:type="dxa" w:w="960"/>
-          </w:tcPr>
-          <w:p>
-            <w:r>
-              <w:t>2731</w:t>
-            </w:r>
-          </w:p>
-        </w:tc>
-        <w:tc>
-          <w:tcPr>
-            <w:tcW w:type="dxa" w:w="960"/>
-          </w:tcPr>
-          <w:p>
-            <w:r>
-              <w:t>BABE</w:t>
-            </w:r>
-          </w:p>
-        </w:tc>
-        <w:tc>
-          <w:tcPr>
-            <w:tcW w:type="dxa" w:w="960"/>
-          </w:tcPr>
-          <w:p>
-            <w:r>
-              <w:t>Pendente</w:t>
-            </w:r>
-          </w:p>
-        </w:tc>
-      </w:tr>
-      <w:tr>
-        <w:tc>
-          <w:tcPr>
-            <w:tcW w:type="dxa" w:w="960"/>
-          </w:tcPr>
-          <w:p>
-            <w:r>
-              <w:t>265</w:t>
-            </w:r>
-          </w:p>
-        </w:tc>
-        <w:tc>
-          <w:tcPr>
-            <w:tcW w:type="dxa" w:w="960"/>
-          </w:tcPr>
-          <w:p>
-            <w:r>
-              <w:t>S2502-3</w:t>
-            </w:r>
-          </w:p>
-        </w:tc>
-        <w:tc>
-          <w:tcPr>
-            <w:tcW w:type="dxa" w:w="960"/>
-          </w:tcPr>
-          <w:p>
-            <w:r>
-              <w:t>CONNECTOR,ELECTRICAL</w:t>
-            </w:r>
-          </w:p>
-        </w:tc>
-        <w:tc>
-          <w:tcPr>
-            <w:tcW w:type="dxa" w:w="960"/>
-          </w:tcPr>
-          <w:p>
-            <w:r>
-              <w:t>02 EA</w:t>
-            </w:r>
-          </w:p>
-        </w:tc>
-        <w:tc>
-          <w:tcPr>
-            <w:tcW w:type="dxa" w:w="960"/>
-          </w:tcPr>
-          <w:p>
-            <w:r>
-              <w:t>396260016502</w:t>
-            </w:r>
-          </w:p>
-        </w:tc>
-        <w:tc>
-          <w:tcPr>
-            <w:tcW w:type="dxa" w:w="960"/>
-          </w:tcPr>
-          <w:p>
-            <w:r>
-              <w:t>Atendimento de emergência solicitado pelo SO Cláudio.</w:t>
-            </w:r>
-          </w:p>
-        </w:tc>
-        <w:tc>
-          <w:tcPr>
-            <w:tcW w:type="dxa" w:w="960"/>
-          </w:tcPr>
-          <w:p>
-            <w:r>
-              <w:t>2731</w:t>
-            </w:r>
-          </w:p>
-        </w:tc>
-        <w:tc>
-          <w:tcPr>
-            <w:tcW w:type="dxa" w:w="960"/>
-          </w:tcPr>
-          <w:p>
-            <w:r>
-              <w:t>BABE</w:t>
-            </w:r>
-          </w:p>
-        </w:tc>
-        <w:tc>
-          <w:tcPr>
-            <w:tcW w:type="dxa" w:w="960"/>
-          </w:tcPr>
-          <w:p>
-            <w:r>
-              <w:t>Pendente</w:t>
-            </w:r>
-          </w:p>
-        </w:tc>
-      </w:tr>
-      <w:tr>
-        <w:tc>
-          <w:tcPr>
-            <w:tcW w:type="dxa" w:w="960"/>
-          </w:tcPr>
-          <w:p>
-            <w:r>
-              <w:t>266</w:t>
-            </w:r>
-          </w:p>
-        </w:tc>
-        <w:tc>
-          <w:tcPr>
-            <w:tcW w:type="dxa" w:w="960"/>
-          </w:tcPr>
-          <w:p>
-            <w:r>
-              <w:t>P860037</w:t>
-            </w:r>
-          </w:p>
-        </w:tc>
-        <w:tc>
-          <w:tcPr>
-            <w:tcW w:type="dxa" w:w="960"/>
-          </w:tcPr>
-          <w:p>
-            <w:r>
-              <w:t>SEAL</w:t>
-            </w:r>
-          </w:p>
-        </w:tc>
-        <w:tc>
-          <w:tcPr>
-            <w:tcW w:type="dxa" w:w="960"/>
-          </w:tcPr>
-          <w:p>
-            <w:r>
-              <w:t>02 EA</w:t>
-            </w:r>
-          </w:p>
-        </w:tc>
-        <w:tc>
-          <w:tcPr>
-            <w:tcW w:type="dxa" w:w="960"/>
-          </w:tcPr>
-          <w:p>
-            <w:r>
-              <w:t>396260016500</w:t>
-            </w:r>
-          </w:p>
-        </w:tc>
-        <w:tc>
-          <w:tcPr>
-            <w:tcW w:type="dxa" w:w="960"/>
-          </w:tcPr>
-          <w:p>
-            <w:r>
-              <w:t>Atendimento de emergência solicitado pelo SO Cláudio.</w:t>
-            </w:r>
-          </w:p>
-        </w:tc>
-        <w:tc>
-          <w:tcPr>
-            <w:tcW w:type="dxa" w:w="960"/>
-          </w:tcPr>
-          <w:p>
-            <w:r>
-              <w:t>2733</w:t>
-            </w:r>
-          </w:p>
-        </w:tc>
-        <w:tc>
-          <w:tcPr>
-            <w:tcW w:type="dxa" w:w="960"/>
-          </w:tcPr>
-          <w:p>
-            <w:r>
-              <w:t>BABE</w:t>
-            </w:r>
-          </w:p>
-        </w:tc>
-        <w:tc>
-          <w:tcPr>
-            <w:tcW w:type="dxa" w:w="960"/>
-          </w:tcPr>
-          <w:p>
-            <w:r>
-              <w:t>Pendente</w:t>
-            </w:r>
-          </w:p>
-        </w:tc>
-      </w:tr>
-      <w:tr>
-        <w:tc>
-          <w:tcPr>
-            <w:tcW w:type="dxa" w:w="960"/>
-          </w:tcPr>
-          <w:p>
-            <w:r>
-              <w:t>267</w:t>
-            </w:r>
-          </w:p>
-        </w:tc>
-        <w:tc>
-          <w:tcPr>
-            <w:tcW w:type="dxa" w:w="960"/>
-          </w:tcPr>
-          <w:p>
-            <w:r>
-              <w:t>AE3663231B0160</w:t>
-            </w:r>
-          </w:p>
-        </w:tc>
-        <w:tc>
-          <w:tcPr>
-            <w:tcW w:type="dxa" w:w="960"/>
-          </w:tcPr>
-          <w:p>
-            <w:r>
-              <w:t>HOSE AY</w:t>
-            </w:r>
-          </w:p>
-        </w:tc>
-        <w:tc>
-          <w:tcPr>
-            <w:tcW w:type="dxa" w:w="960"/>
-          </w:tcPr>
-          <w:p>
-            <w:r>
-              <w:t>03 EA</w:t>
-            </w:r>
-          </w:p>
-        </w:tc>
-        <w:tc>
-          <w:tcPr>
-            <w:tcW w:type="dxa" w:w="960"/>
-          </w:tcPr>
-          <w:p>
-            <w:r>
-              <w:t>17624839</w:t>
-            </w:r>
-          </w:p>
-        </w:tc>
-        <w:tc>
-          <w:tcPr>
-            <w:tcW w:type="dxa" w:w="960"/>
-          </w:tcPr>
-          <w:p>
-            <w:r>
-              <w:t>Atender demadna da BAMN, todas as mangueiras deterioadas.</w:t>
-            </w:r>
-          </w:p>
-        </w:tc>
-        <w:tc>
-          <w:tcPr>
-            <w:tcW w:type="dxa" w:w="960"/>
-          </w:tcPr>
-          <w:p>
-            <w:r>
-              <w:t>2736 / 2738 / 2741</w:t>
-            </w:r>
-          </w:p>
-        </w:tc>
-        <w:tc>
-          <w:tcPr>
-            <w:tcW w:type="dxa" w:w="960"/>
-          </w:tcPr>
-          <w:p>
-            <w:r>
-              <w:t>BAMN</w:t>
-            </w:r>
-          </w:p>
-        </w:tc>
-        <w:tc>
-          <w:tcPr>
-            <w:tcW w:type="dxa" w:w="960"/>
-          </w:tcPr>
-          <w:p>
-            <w:r>
-              <w:t>Pendente</w:t>
-            </w:r>
-          </w:p>
-        </w:tc>
-      </w:tr>
-      <w:tr>
-        <w:tc>
-          <w:tcPr>
-            <w:tcW w:type="dxa" w:w="960"/>
-          </w:tcPr>
-          <w:p>
-            <w:r>
-              <w:t>268</w:t>
-            </w:r>
-          </w:p>
-        </w:tc>
-        <w:tc>
-          <w:tcPr>
-            <w:tcW w:type="dxa" w:w="960"/>
-          </w:tcPr>
-          <w:p>
-            <w:r>
-              <w:t>8210-002-01</w:t>
-            </w:r>
-          </w:p>
-        </w:tc>
-        <w:tc>
-          <w:tcPr>
-            <w:tcW w:type="dxa" w:w="960"/>
-          </w:tcPr>
-          <w:p>
-            <w:r>
-              <w:t>GOVERNADOR DE HÉLICE</w:t>
-            </w:r>
-          </w:p>
-        </w:tc>
-        <w:tc>
-          <w:tcPr>
-            <w:tcW w:type="dxa" w:w="960"/>
-          </w:tcPr>
-          <w:p>
-            <w:r>
-              <w:t>01 EA</w:t>
-            </w:r>
-          </w:p>
-        </w:tc>
-        <w:tc>
-          <w:tcPr>
-            <w:tcW w:type="dxa" w:w="960"/>
-          </w:tcPr>
-          <w:p>
-            <w:r>
-              <w:t>17600735</w:t>
-            </w:r>
-          </w:p>
-        </w:tc>
-        <w:tc>
-          <w:tcPr>
-            <w:tcW w:type="dxa" w:w="960"/>
-          </w:tcPr>
-          <w:p>
-            <w:r>
-              <w:t>Atender demanda do 2721 durante inspeção e aproveitamento de missão CAN.</w:t>
-            </w:r>
-          </w:p>
-        </w:tc>
-        <w:tc>
-          <w:tcPr>
-            <w:tcW w:type="dxa" w:w="960"/>
-          </w:tcPr>
-          <w:p>
-            <w:r>
-              <w:t>2721</w:t>
-            </w:r>
-          </w:p>
-        </w:tc>
-        <w:tc>
-          <w:tcPr>
-            <w:tcW w:type="dxa" w:w="960"/>
-          </w:tcPr>
-          <w:p>
-            <w:r>
-              <w:t>BABR</w:t>
-            </w:r>
-          </w:p>
-        </w:tc>
-        <w:tc>
-          <w:tcPr>
-            <w:tcW w:type="dxa" w:w="960"/>
-          </w:tcPr>
-          <w:p>
-            <w:r>
-              <w:t>Pendente</w:t>
-            </w:r>
-          </w:p>
-        </w:tc>
-      </w:tr>
-      <w:tr>
-        <w:tc>
-          <w:tcPr>
-            <w:tcW w:type="dxa" w:w="960"/>
-          </w:tcPr>
-          <w:p>
-            <w:r>
-              <w:t>269</w:t>
-            </w:r>
-          </w:p>
-        </w:tc>
-        <w:tc>
-          <w:tcPr>
-            <w:tcW w:type="dxa" w:w="960"/>
-          </w:tcPr>
-          <w:p>
-            <w:r>
-              <w:t>DCN4-3807</w:t>
-            </w:r>
-          </w:p>
-        </w:tc>
-        <w:tc>
-          <w:tcPr>
-            <w:tcW w:type="dxa" w:w="960"/>
-          </w:tcPr>
-          <w:p>
-            <w:r>
-              <w:t>ANEL DE VEDAÇÃO</w:t>
-            </w:r>
-          </w:p>
-        </w:tc>
-        <w:tc>
-          <w:tcPr>
-            <w:tcW w:type="dxa" w:w="960"/>
-          </w:tcPr>
-          <w:p>
-            <w:r>
-              <w:t>02 EA</w:t>
-            </w:r>
-          </w:p>
-        </w:tc>
-        <w:tc>
-          <w:tcPr>
-            <w:tcW w:type="dxa" w:w="960"/>
-          </w:tcPr>
-          <w:p>
-            <w:r>
-              <w:t>17588026</w:t>
-            </w:r>
-          </w:p>
-        </w:tc>
-        <w:tc>
-          <w:tcPr>
-            <w:tcW w:type="dxa" w:w="960"/>
-          </w:tcPr>
-          <w:p>
-            <w:r>
-              <w:t>Atender demanda do 2721 durante inspeção e aproveitamento de missão CAN.</w:t>
-            </w:r>
-          </w:p>
-        </w:tc>
-        <w:tc>
-          <w:tcPr>
-            <w:tcW w:type="dxa" w:w="960"/>
-          </w:tcPr>
-          <w:p>
-            <w:r>
-              <w:t>2721</w:t>
-            </w:r>
-          </w:p>
-        </w:tc>
-        <w:tc>
-          <w:tcPr>
-            <w:tcW w:type="dxa" w:w="960"/>
-          </w:tcPr>
-          <w:p>
-            <w:r>
-              <w:t>BABR</w:t>
-            </w:r>
-          </w:p>
-        </w:tc>
-        <w:tc>
-          <w:tcPr>
-            <w:tcW w:type="dxa" w:w="960"/>
-          </w:tcPr>
-          <w:p>
-            <w:r>
-              <w:t>Pendente</w:t>
-            </w:r>
-          </w:p>
-        </w:tc>
-      </w:tr>
-      <w:tr>
-        <w:tc>
-          <w:tcPr>
-            <w:tcW w:type="dxa" w:w="960"/>
-          </w:tcPr>
-          <w:p>
-            <w:r>
-              <w:t>270</w:t>
-            </w:r>
-          </w:p>
-        </w:tc>
-        <w:tc>
-          <w:tcPr>
-            <w:tcW w:type="dxa" w:w="960"/>
-          </w:tcPr>
-          <w:p>
-            <w:r>
-              <w:t>MS28773-05</w:t>
-            </w:r>
-          </w:p>
-        </w:tc>
-        <w:tc>
-          <w:tcPr>
-            <w:tcW w:type="dxa" w:w="960"/>
-          </w:tcPr>
-          <w:p>
-            <w:r>
-              <w:t>RETAINER,PACKING</w:t>
-            </w:r>
-          </w:p>
-        </w:tc>
-        <w:tc>
-          <w:tcPr>
-            <w:tcW w:type="dxa" w:w="960"/>
-          </w:tcPr>
-          <w:p>
-            <w:r>
-              <w:t>02 EA</w:t>
-            </w:r>
-          </w:p>
-        </w:tc>
-        <w:tc>
-          <w:tcPr>
-            <w:tcW w:type="dxa" w:w="960"/>
-          </w:tcPr>
-          <w:p>
-            <w:r>
-              <w:t>17588299</w:t>
-            </w:r>
-          </w:p>
-        </w:tc>
-        <w:tc>
-          <w:tcPr>
-            <w:tcW w:type="dxa" w:w="960"/>
-          </w:tcPr>
-          <w:p>
-            <w:r>
-              <w:t>Atender demanda do 2721 durante inspeção e aproveitamento de missão CAN.</w:t>
-            </w:r>
-          </w:p>
-        </w:tc>
-        <w:tc>
-          <w:tcPr>
-            <w:tcW w:type="dxa" w:w="960"/>
-          </w:tcPr>
-          <w:p>
-            <w:r>
-              <w:t>2721</w:t>
-            </w:r>
-          </w:p>
-        </w:tc>
-        <w:tc>
-          <w:tcPr>
-            <w:tcW w:type="dxa" w:w="960"/>
-          </w:tcPr>
-          <w:p>
-            <w:r>
-              <w:t>BABR</w:t>
-            </w:r>
-          </w:p>
-        </w:tc>
-        <w:tc>
-          <w:tcPr>
-            <w:tcW w:type="dxa" w:w="960"/>
-          </w:tcPr>
-          <w:p>
-            <w:r>
-              <w:t>Pendente</w:t>
-            </w:r>
-          </w:p>
-        </w:tc>
-      </w:tr>
-      <w:tr>
-        <w:tc>
-          <w:tcPr>
-            <w:tcW w:type="dxa" w:w="960"/>
-          </w:tcPr>
-          <w:p>
-            <w:r>
-              <w:t>271</w:t>
-            </w:r>
-          </w:p>
-        </w:tc>
-        <w:tc>
-          <w:tcPr>
-            <w:tcW w:type="dxa" w:w="960"/>
-          </w:tcPr>
-          <w:p>
-            <w:r>
-              <w:t>1215073-28</w:t>
-            </w:r>
-          </w:p>
-        </w:tc>
-        <w:tc>
-          <w:tcPr>
-            <w:tcW w:type="dxa" w:w="960"/>
-          </w:tcPr>
-          <w:p>
-            <w:r>
-              <w:t>HEADREST ASSEMBLY</w:t>
-            </w:r>
-          </w:p>
-        </w:tc>
-        <w:tc>
-          <w:tcPr>
-            <w:tcW w:type="dxa" w:w="960"/>
-          </w:tcPr>
-          <w:p>
-            <w:r>
-              <w:t>02 EA</w:t>
-            </w:r>
-          </w:p>
-        </w:tc>
-        <w:tc>
-          <w:tcPr>
-            <w:tcW w:type="dxa" w:w="960"/>
-          </w:tcPr>
-          <w:p>
-            <w:r>
-              <w:t>17498790</w:t>
-            </w:r>
-          </w:p>
-        </w:tc>
-        <w:tc>
-          <w:tcPr>
-            <w:tcW w:type="dxa" w:w="960"/>
-          </w:tcPr>
-          <w:p>
-            <w:r>
-              <w:t>Atender demanda do 2721 durante inspeção e aproveitamento de missão CAN.</w:t>
-            </w:r>
-          </w:p>
-        </w:tc>
-        <w:tc>
-          <w:tcPr>
-            <w:tcW w:type="dxa" w:w="960"/>
-          </w:tcPr>
-          <w:p>
-            <w:r>
-              <w:t>2721</w:t>
-            </w:r>
-          </w:p>
-        </w:tc>
-        <w:tc>
-          <w:tcPr>
-            <w:tcW w:type="dxa" w:w="960"/>
-          </w:tcPr>
-          <w:p>
-            <w:r>
-              <w:t>BABR</w:t>
-            </w:r>
-          </w:p>
-        </w:tc>
-        <w:tc>
-          <w:tcPr>
-            <w:tcW w:type="dxa" w:w="960"/>
-          </w:tcPr>
-          <w:p>
-            <w:r>
-              <w:t>Pendente</w:t>
-            </w:r>
-          </w:p>
-        </w:tc>
-      </w:tr>
-      <w:tr>
-        <w:tc>
-          <w:tcPr>
-            <w:tcW w:type="dxa" w:w="960"/>
-          </w:tcPr>
-          <w:p>
-            <w:r>
-              <w:t>272</w:t>
-            </w:r>
-          </w:p>
-        </w:tc>
-        <w:tc>
-          <w:tcPr>
-            <w:tcW w:type="dxa" w:w="960"/>
-          </w:tcPr>
-          <w:p>
-            <w:r>
-              <w:t>9910573-21</w:t>
-            </w:r>
-          </w:p>
-        </w:tc>
-        <w:tc>
-          <w:tcPr>
-            <w:tcW w:type="dxa" w:w="960"/>
-          </w:tcPr>
-          <w:p>
-            <w:r>
-              <w:t>PARTITION ASSY-CARGO AFT</w:t>
-            </w:r>
-          </w:p>
-        </w:tc>
-        <w:tc>
-          <w:tcPr>
-            <w:tcW w:type="dxa" w:w="960"/>
-          </w:tcPr>
-          <w:p>
-            <w:r>
-              <w:t>01 EA</w:t>
-            </w:r>
-          </w:p>
-        </w:tc>
-        <w:tc>
-          <w:tcPr>
-            <w:tcW w:type="dxa" w:w="960"/>
-          </w:tcPr>
-          <w:p>
-            <w:r>
-              <w:t>17433696</w:t>
-            </w:r>
-          </w:p>
-        </w:tc>
-        <w:tc>
-          <w:tcPr>
-            <w:tcW w:type="dxa" w:w="960"/>
-          </w:tcPr>
-          <w:p>
-            <w:r>
-              <w:t>Atender demanda do 2721 durante inspeção e aproveitamento de missão CAN.</w:t>
-            </w:r>
-          </w:p>
-        </w:tc>
-        <w:tc>
-          <w:tcPr>
-            <w:tcW w:type="dxa" w:w="960"/>
-          </w:tcPr>
-          <w:p>
-            <w:r>
-              <w:t>2721</w:t>
-            </w:r>
-          </w:p>
-        </w:tc>
-        <w:tc>
-          <w:tcPr>
-            <w:tcW w:type="dxa" w:w="960"/>
-          </w:tcPr>
-          <w:p>
-            <w:r>
-              <w:t>BABR</w:t>
-            </w:r>
-          </w:p>
-        </w:tc>
-        <w:tc>
-          <w:tcPr>
-            <w:tcW w:type="dxa" w:w="960"/>
-          </w:tcPr>
-          <w:p>
-            <w:r>
-              <w:t>Pendente</w:t>
-            </w:r>
-          </w:p>
-        </w:tc>
-      </w:tr>
-      <w:tr>
-        <w:tc>
-          <w:tcPr>
-            <w:tcW w:type="dxa" w:w="960"/>
-          </w:tcPr>
-          <w:p>
-            <w:r>
-              <w:t>273</w:t>
-            </w:r>
-          </w:p>
-        </w:tc>
-        <w:tc>
-          <w:tcPr>
-            <w:tcW w:type="dxa" w:w="960"/>
-          </w:tcPr>
-          <w:p>
-            <w:r>
-              <w:t>3121248-03</w:t>
-            </w:r>
-          </w:p>
-        </w:tc>
-        <w:tc>
-          <w:tcPr>
-            <w:tcW w:type="dxa" w:w="960"/>
-          </w:tcPr>
-          <w:p>
-            <w:r>
-              <w:t>VALVE ASSEMBLY,COMPRESSOR BLEED</w:t>
-            </w:r>
-          </w:p>
-        </w:tc>
-        <w:tc>
-          <w:tcPr>
-            <w:tcW w:type="dxa" w:w="960"/>
-          </w:tcPr>
-          <w:p>
-            <w:r>
-              <w:t>01 EA</w:t>
-            </w:r>
-          </w:p>
-        </w:tc>
-        <w:tc>
-          <w:tcPr>
-            <w:tcW w:type="dxa" w:w="960"/>
-          </w:tcPr>
-          <w:p>
-            <w:r>
-              <w:t>17588337</w:t>
-            </w:r>
-          </w:p>
-        </w:tc>
-        <w:tc>
-          <w:tcPr>
-            <w:tcW w:type="dxa" w:w="960"/>
-          </w:tcPr>
-          <w:p>
-            <w:r>
-              <w:t>Atender demanda do 2721 durante inspeção e aproveitamento de missão CAN.</w:t>
-            </w:r>
-          </w:p>
-        </w:tc>
-        <w:tc>
-          <w:tcPr>
-            <w:tcW w:type="dxa" w:w="960"/>
-          </w:tcPr>
-          <w:p>
-            <w:r>
-              <w:t>2721</w:t>
-            </w:r>
-          </w:p>
-        </w:tc>
-        <w:tc>
-          <w:tcPr>
-            <w:tcW w:type="dxa" w:w="960"/>
-          </w:tcPr>
-          <w:p>
-            <w:r>
-              <w:t>BABR</w:t>
-            </w:r>
-          </w:p>
-        </w:tc>
-        <w:tc>
-          <w:tcPr>
-            <w:tcW w:type="dxa" w:w="960"/>
-          </w:tcPr>
-          <w:p>
-            <w:r>
-              <w:t>Pendente</w:t>
-            </w:r>
-          </w:p>
-        </w:tc>
-      </w:tr>
-      <w:tr>
-        <w:tc>
-          <w:tcPr>
-            <w:tcW w:type="dxa" w:w="960"/>
-          </w:tcPr>
-          <w:p>
-            <w:r>
-              <w:t>274</w:t>
-            </w:r>
-          </w:p>
-        </w:tc>
-        <w:tc>
-          <w:tcPr>
-            <w:tcW w:type="dxa" w:w="960"/>
-          </w:tcPr>
-          <w:p>
-            <w:r>
-              <w:t>5040033933</w:t>
-            </w:r>
-          </w:p>
-        </w:tc>
-        <w:tc>
-          <w:tcPr>
-            <w:tcW w:type="dxa" w:w="960"/>
-          </w:tcPr>
-          <w:p>
-            <w:r>
-              <w:t>GYRO HORIZON</w:t>
-            </w:r>
-          </w:p>
-        </w:tc>
-        <w:tc>
-          <w:tcPr>
-            <w:tcW w:type="dxa" w:w="960"/>
-          </w:tcPr>
-          <w:p>
-            <w:r>
-              <w:t>01 EA</w:t>
-            </w:r>
-          </w:p>
-        </w:tc>
-        <w:tc>
-          <w:tcPr>
-            <w:tcW w:type="dxa" w:w="960"/>
-          </w:tcPr>
-          <w:p>
-            <w:r>
-              <w:t>17601235</w:t>
-            </w:r>
-          </w:p>
-        </w:tc>
-        <w:tc>
-          <w:tcPr>
-            <w:tcW w:type="dxa" w:w="960"/>
-          </w:tcPr>
-          <w:p>
-            <w:r>
-              <w:t>Atender demanda do 2709 durante inspeção.</w:t>
-            </w:r>
-          </w:p>
-        </w:tc>
-        <w:tc>
-          <w:tcPr>
-            <w:tcW w:type="dxa" w:w="960"/>
-          </w:tcPr>
-          <w:p>
-            <w:r>
-              <w:t>2709</w:t>
-            </w:r>
-          </w:p>
-        </w:tc>
-        <w:tc>
-          <w:tcPr>
-            <w:tcW w:type="dxa" w:w="960"/>
-          </w:tcPr>
-          <w:p>
-            <w:r>
-              <w:t>BABR</w:t>
-            </w:r>
-          </w:p>
-        </w:tc>
-        <w:tc>
-          <w:tcPr>
-            <w:tcW w:type="dxa" w:w="960"/>
-          </w:tcPr>
-          <w:p>
-            <w:r>
-              <w:t>Pendente</w:t>
-            </w:r>
-          </w:p>
-        </w:tc>
-      </w:tr>
-      <w:tr>
-        <w:tc>
-          <w:tcPr>
-            <w:tcW w:type="dxa" w:w="960"/>
-          </w:tcPr>
-          <w:p>
-            <w:r>
-              <w:t>275</w:t>
-            </w:r>
-          </w:p>
-        </w:tc>
-        <w:tc>
-          <w:tcPr>
-            <w:tcW w:type="dxa" w:w="960"/>
-          </w:tcPr>
-          <w:p>
-            <w:r>
-              <w:t>R581559</w:t>
-            </w:r>
-          </w:p>
-        </w:tc>
-        <w:tc>
-          <w:tcPr>
-            <w:tcW w:type="dxa" w:w="960"/>
-          </w:tcPr>
-          <w:p>
-            <w:r>
-              <w:t>SEAL,DOOR EMERGENCY EXIT</w:t>
-            </w:r>
-          </w:p>
-        </w:tc>
-        <w:tc>
-          <w:tcPr>
-            <w:tcW w:type="dxa" w:w="960"/>
-          </w:tcPr>
-          <w:p>
-            <w:r>
-              <w:t>04 FT</w:t>
-            </w:r>
-          </w:p>
-        </w:tc>
-        <w:tc>
-          <w:tcPr>
-            <w:tcW w:type="dxa" w:w="960"/>
-          </w:tcPr>
-          <w:p>
-            <w:r>
-              <w:t>17459952</w:t>
-            </w:r>
-          </w:p>
-        </w:tc>
-        <w:tc>
-          <w:tcPr>
-            <w:tcW w:type="dxa" w:w="960"/>
-          </w:tcPr>
-          <w:p>
-            <w:r>
-              <w:t>Atender demanda do 2709 durante inspeção.</w:t>
-            </w:r>
-          </w:p>
-        </w:tc>
-        <w:tc>
-          <w:tcPr>
-            <w:tcW w:type="dxa" w:w="960"/>
-          </w:tcPr>
-          <w:p>
-            <w:r>
-              <w:t>2709</w:t>
-            </w:r>
-          </w:p>
-        </w:tc>
-        <w:tc>
-          <w:tcPr>
-            <w:tcW w:type="dxa" w:w="960"/>
-          </w:tcPr>
-          <w:p>
-            <w:r>
-              <w:t>BABR</w:t>
-            </w:r>
-          </w:p>
-        </w:tc>
-        <w:tc>
-          <w:tcPr>
-            <w:tcW w:type="dxa" w:w="960"/>
-          </w:tcPr>
-          <w:p>
-            <w:r>
-              <w:t>Pendente</w:t>
-            </w:r>
-          </w:p>
-        </w:tc>
-      </w:tr>
-      <w:tr>
-        <w:tc>
-          <w:tcPr>
-            <w:tcW w:type="dxa" w:w="960"/>
-          </w:tcPr>
-          <w:p>
-            <w:r>
-              <w:t>276</w:t>
-            </w:r>
-          </w:p>
-        </w:tc>
-        <w:tc>
-          <w:tcPr>
-            <w:tcW w:type="dxa" w:w="960"/>
-          </w:tcPr>
-          <w:p>
-            <w:r>
-              <w:t>S3413-104</w:t>
-            </w:r>
-          </w:p>
-        </w:tc>
-        <w:tc>
-          <w:tcPr>
-            <w:tcW w:type="dxa" w:w="960"/>
-          </w:tcPr>
-          <w:p>
-            <w:r>
-              <w:t>STUD</w:t>
-            </w:r>
-          </w:p>
-        </w:tc>
-        <w:tc>
-          <w:tcPr>
-            <w:tcW w:type="dxa" w:w="960"/>
-          </w:tcPr>
-          <w:p>
-            <w:r>
-              <w:t>10 EA</w:t>
-            </w:r>
-          </w:p>
-        </w:tc>
-        <w:tc>
-          <w:tcPr>
-            <w:tcW w:type="dxa" w:w="960"/>
-          </w:tcPr>
-          <w:p>
-            <w:r>
-              <w:t>17601337</w:t>
-            </w:r>
-          </w:p>
-        </w:tc>
-        <w:tc>
-          <w:tcPr>
-            <w:tcW w:type="dxa" w:w="960"/>
-          </w:tcPr>
-          <w:p>
-            <w:r>
-              <w:t>Atender demanda do 2709 durante inspeção.</w:t>
-            </w:r>
-          </w:p>
-        </w:tc>
-        <w:tc>
-          <w:tcPr>
-            <w:tcW w:type="dxa" w:w="960"/>
-          </w:tcPr>
-          <w:p>
-            <w:r>
-              <w:t>2709</w:t>
-            </w:r>
-          </w:p>
-        </w:tc>
-        <w:tc>
-          <w:tcPr>
-            <w:tcW w:type="dxa" w:w="960"/>
-          </w:tcPr>
-          <w:p>
-            <w:r>
-              <w:t>BABR</w:t>
-            </w:r>
-          </w:p>
-        </w:tc>
-        <w:tc>
-          <w:tcPr>
-            <w:tcW w:type="dxa" w:w="960"/>
-          </w:tcPr>
-          <w:p>
-            <w:r>
-              <w:t>Pendente</w:t>
-            </w:r>
-          </w:p>
-        </w:tc>
-      </w:tr>
-      <w:tr>
-        <w:tc>
-          <w:tcPr>
-            <w:tcW w:type="dxa" w:w="960"/>
-          </w:tcPr>
-          <w:p>
-            <w:r>
-              <w:t>277</w:t>
-            </w:r>
-          </w:p>
-        </w:tc>
-        <w:tc>
-          <w:tcPr>
-            <w:tcW w:type="dxa" w:w="960"/>
-          </w:tcPr>
-          <w:p>
-            <w:r>
-              <w:t>S3413-105</w:t>
-            </w:r>
-          </w:p>
-        </w:tc>
-        <w:tc>
-          <w:tcPr>
-            <w:tcW w:type="dxa" w:w="960"/>
-          </w:tcPr>
-          <w:p>
-            <w:r>
-              <w:t>STUD</w:t>
-            </w:r>
-          </w:p>
-        </w:tc>
-        <w:tc>
-          <w:tcPr>
-            <w:tcW w:type="dxa" w:w="960"/>
-          </w:tcPr>
-          <w:p>
-            <w:r>
-              <w:t>10 EA</w:t>
-            </w:r>
-          </w:p>
-        </w:tc>
-        <w:tc>
-          <w:tcPr>
-            <w:tcW w:type="dxa" w:w="960"/>
-          </w:tcPr>
-          <w:p>
-            <w:r>
-              <w:t>17601448</w:t>
-            </w:r>
-          </w:p>
-        </w:tc>
-        <w:tc>
-          <w:tcPr>
-            <w:tcW w:type="dxa" w:w="960"/>
-          </w:tcPr>
-          <w:p>
-            <w:r>
-              <w:t>Atender demanda do 2709 durante inspeção.</w:t>
-            </w:r>
-          </w:p>
-        </w:tc>
-        <w:tc>
-          <w:tcPr>
-            <w:tcW w:type="dxa" w:w="960"/>
-          </w:tcPr>
-          <w:p>
-            <w:r>
-              <w:t>2709</w:t>
-            </w:r>
-          </w:p>
-        </w:tc>
-        <w:tc>
-          <w:tcPr>
-            <w:tcW w:type="dxa" w:w="960"/>
-          </w:tcPr>
-          <w:p>
-            <w:r>
-              <w:t>BABR</w:t>
-            </w:r>
-          </w:p>
-        </w:tc>
-        <w:tc>
-          <w:tcPr>
-            <w:tcW w:type="dxa" w:w="960"/>
-          </w:tcPr>
-          <w:p>
-            <w:r>
-              <w:t>Pendente</w:t>
-            </w:r>
-          </w:p>
-        </w:tc>
-      </w:tr>
-      <w:tr>
-        <w:tc>
-          <w:tcPr>
-            <w:tcW w:type="dxa" w:w="960"/>
-          </w:tcPr>
-          <w:p>
-            <w:r>
-              <w:t>278</w:t>
-            </w:r>
-          </w:p>
-        </w:tc>
-        <w:tc>
-          <w:tcPr>
-            <w:tcW w:type="dxa" w:w="960"/>
-          </w:tcPr>
-          <w:p>
-            <w:r>
-              <w:t>S3413-107</w:t>
-            </w:r>
-          </w:p>
-        </w:tc>
-        <w:tc>
-          <w:tcPr>
-            <w:tcW w:type="dxa" w:w="960"/>
-          </w:tcPr>
-          <w:p>
-            <w:r>
-              <w:t>STUD</w:t>
-            </w:r>
-          </w:p>
-        </w:tc>
-        <w:tc>
-          <w:tcPr>
-            <w:tcW w:type="dxa" w:w="960"/>
-          </w:tcPr>
-          <w:p>
-            <w:r>
-              <w:t>10 EA</w:t>
-            </w:r>
-          </w:p>
-        </w:tc>
-        <w:tc>
-          <w:tcPr>
-            <w:tcW w:type="dxa" w:w="960"/>
-          </w:tcPr>
-          <w:p>
-            <w:r>
-              <w:t>17601489</w:t>
-            </w:r>
-          </w:p>
-        </w:tc>
-        <w:tc>
-          <w:tcPr>
-            <w:tcW w:type="dxa" w:w="960"/>
-          </w:tcPr>
-          <w:p>
-            <w:r>
-              <w:t>Atender demanda do 2709 durante inspeção.</w:t>
-            </w:r>
-          </w:p>
-        </w:tc>
-        <w:tc>
-          <w:tcPr>
-            <w:tcW w:type="dxa" w:w="960"/>
-          </w:tcPr>
-          <w:p>
-            <w:r>
-              <w:t>2709</w:t>
-            </w:r>
-          </w:p>
-        </w:tc>
-        <w:tc>
-          <w:tcPr>
-            <w:tcW w:type="dxa" w:w="960"/>
-          </w:tcPr>
-          <w:p>
-            <w:r>
-              <w:t>BABR</w:t>
-            </w:r>
-          </w:p>
-        </w:tc>
-        <w:tc>
-          <w:tcPr>
-            <w:tcW w:type="dxa" w:w="960"/>
-          </w:tcPr>
-          <w:p>
-            <w:r>
-              <w:t>Pendente</w:t>
-            </w:r>
-          </w:p>
-        </w:tc>
-      </w:tr>
-      <w:tr>
-        <w:tc>
-          <w:tcPr>
-            <w:tcW w:type="dxa" w:w="960"/>
-          </w:tcPr>
-          <w:p>
-            <w:r>
-              <w:t>279</w:t>
-            </w:r>
-          </w:p>
-        </w:tc>
-        <w:tc>
-          <w:tcPr>
-            <w:tcW w:type="dxa" w:w="960"/>
-          </w:tcPr>
-          <w:p>
-            <w:r>
-              <w:t>S3413-109</w:t>
-            </w:r>
-          </w:p>
-        </w:tc>
-        <w:tc>
-          <w:tcPr>
-            <w:tcW w:type="dxa" w:w="960"/>
-          </w:tcPr>
-          <w:p>
-            <w:r>
-              <w:t>STUD</w:t>
-            </w:r>
-          </w:p>
-        </w:tc>
-        <w:tc>
-          <w:tcPr>
-            <w:tcW w:type="dxa" w:w="960"/>
-          </w:tcPr>
-          <w:p>
-            <w:r>
-              <w:t>05 EA</w:t>
-            </w:r>
-          </w:p>
-        </w:tc>
-        <w:tc>
-          <w:tcPr>
-            <w:tcW w:type="dxa" w:w="960"/>
-          </w:tcPr>
-          <w:p>
-            <w:r>
-              <w:t>17601565</w:t>
-            </w:r>
-          </w:p>
-        </w:tc>
-        <w:tc>
-          <w:tcPr>
-            <w:tcW w:type="dxa" w:w="960"/>
-          </w:tcPr>
-          <w:p>
-            <w:r>
-              <w:t>Atender demanda do 2709 durante inspeção.</w:t>
-            </w:r>
-          </w:p>
-        </w:tc>
-        <w:tc>
-          <w:tcPr>
-            <w:tcW w:type="dxa" w:w="960"/>
-          </w:tcPr>
-          <w:p>
-            <w:r>
-              <w:t>2709</w:t>
-            </w:r>
-          </w:p>
-        </w:tc>
-        <w:tc>
-          <w:tcPr>
-            <w:tcW w:type="dxa" w:w="960"/>
-          </w:tcPr>
-          <w:p>
-            <w:r>
-              <w:t>BABR</w:t>
-            </w:r>
-          </w:p>
-        </w:tc>
-        <w:tc>
-          <w:tcPr>
-            <w:tcW w:type="dxa" w:w="960"/>
-          </w:tcPr>
-          <w:p>
-            <w:r>
-              <w:t>Pendente</w:t>
-            </w:r>
-          </w:p>
-        </w:tc>
-      </w:tr>
-      <w:tr>
-        <w:tc>
-          <w:tcPr>
-            <w:tcW w:type="dxa" w:w="960"/>
-          </w:tcPr>
-          <w:p>
-            <w:r>
-              <w:t>280</w:t>
-            </w:r>
-          </w:p>
-        </w:tc>
-        <w:tc>
-          <w:tcPr>
-            <w:tcW w:type="dxa" w:w="960"/>
-          </w:tcPr>
-          <w:p>
-            <w:r>
-              <w:t>S3413-110</w:t>
-            </w:r>
-          </w:p>
-        </w:tc>
-        <w:tc>
-          <w:tcPr>
-            <w:tcW w:type="dxa" w:w="960"/>
-          </w:tcPr>
-          <w:p>
-            <w:r>
-              <w:t>STUD</w:t>
-            </w:r>
-          </w:p>
-        </w:tc>
-        <w:tc>
-          <w:tcPr>
-            <w:tcW w:type="dxa" w:w="960"/>
-          </w:tcPr>
-          <w:p>
-            <w:r>
-              <w:t>10 EA</w:t>
-            </w:r>
-          </w:p>
-        </w:tc>
-        <w:tc>
-          <w:tcPr>
-            <w:tcW w:type="dxa" w:w="960"/>
-          </w:tcPr>
-          <w:p>
-            <w:r>
-              <w:t>17601700</w:t>
-            </w:r>
-          </w:p>
-        </w:tc>
-        <w:tc>
-          <w:tcPr>
-            <w:tcW w:type="dxa" w:w="960"/>
-          </w:tcPr>
-          <w:p>
-            <w:r>
-              <w:t>Atender demanda do 2709 durante inspeção.</w:t>
-            </w:r>
-          </w:p>
-        </w:tc>
-        <w:tc>
-          <w:tcPr>
-            <w:tcW w:type="dxa" w:w="960"/>
-          </w:tcPr>
-          <w:p>
-            <w:r>
-              <w:t>2709</w:t>
-            </w:r>
-          </w:p>
-        </w:tc>
-        <w:tc>
-          <w:tcPr>
-            <w:tcW w:type="dxa" w:w="960"/>
-          </w:tcPr>
-          <w:p>
-            <w:r>
-              <w:t>BABR</w:t>
-            </w:r>
-          </w:p>
-        </w:tc>
-        <w:tc>
-          <w:tcPr>
-            <w:tcW w:type="dxa" w:w="960"/>
-          </w:tcPr>
-          <w:p>
-            <w:r>
-              <w:t>Pendente</w:t>
-            </w:r>
-          </w:p>
-        </w:tc>
-      </w:tr>
-      <w:tr>
-        <w:tc>
-          <w:tcPr>
-            <w:tcW w:type="dxa" w:w="960"/>
-          </w:tcPr>
-          <w:p>
-            <w:r>
-              <w:t>281</w:t>
-            </w:r>
-          </w:p>
-        </w:tc>
-        <w:tc>
-          <w:tcPr>
-            <w:tcW w:type="dxa" w:w="960"/>
-          </w:tcPr>
-          <w:p>
-            <w:r>
-              <w:t>S2319-64</w:t>
-            </w:r>
-          </w:p>
-        </w:tc>
-        <w:tc>
-          <w:tcPr>
-            <w:tcW w:type="dxa" w:w="960"/>
-          </w:tcPr>
-          <w:p>
-            <w:r>
-              <w:t>GROMMET</w:t>
-            </w:r>
-          </w:p>
-        </w:tc>
-        <w:tc>
-          <w:tcPr>
-            <w:tcW w:type="dxa" w:w="960"/>
-          </w:tcPr>
-          <w:p>
-            <w:r>
-              <w:t>50 EA</w:t>
-            </w:r>
-          </w:p>
-        </w:tc>
-        <w:tc>
-          <w:tcPr>
-            <w:tcW w:type="dxa" w:w="960"/>
-          </w:tcPr>
-          <w:p>
-            <w:r>
-              <w:t>17601696</w:t>
-            </w:r>
-          </w:p>
-        </w:tc>
-        <w:tc>
-          <w:tcPr>
-            <w:tcW w:type="dxa" w:w="960"/>
-          </w:tcPr>
-          <w:p>
-            <w:r>
-              <w:t>Atender demanda do 2709 durante inspeção.</w:t>
-            </w:r>
-          </w:p>
-        </w:tc>
-        <w:tc>
-          <w:tcPr>
-            <w:tcW w:type="dxa" w:w="960"/>
-          </w:tcPr>
-          <w:p>
-            <w:r>
-              <w:t>2709</w:t>
-            </w:r>
-          </w:p>
-        </w:tc>
-        <w:tc>
-          <w:tcPr>
-            <w:tcW w:type="dxa" w:w="960"/>
-          </w:tcPr>
-          <w:p>
-            <w:r>
-              <w:t>BABR</w:t>
-            </w:r>
-          </w:p>
-        </w:tc>
-        <w:tc>
-          <w:tcPr>
-            <w:tcW w:type="dxa" w:w="960"/>
-          </w:tcPr>
-          <w:p>
-            <w:r>
-              <w:t>Pendente</w:t>
-            </w:r>
-          </w:p>
-        </w:tc>
-      </w:tr>
-      <w:tr>
-        <w:tc>
-          <w:tcPr>
-            <w:tcW w:type="dxa" w:w="960"/>
-          </w:tcPr>
-          <w:p>
-            <w:r>
-              <w:t>282</w:t>
-            </w:r>
-          </w:p>
-        </w:tc>
-        <w:tc>
-          <w:tcPr>
-            <w:tcW w:type="dxa" w:w="960"/>
-          </w:tcPr>
-          <w:p>
-            <w:r>
-              <w:t>S2319-50</w:t>
-            </w:r>
-          </w:p>
-        </w:tc>
-        <w:tc>
-          <w:tcPr>
-            <w:tcW w:type="dxa" w:w="960"/>
-          </w:tcPr>
-          <w:p>
-            <w:r>
-              <w:t>RECEPTACLE,TURNLOCK FASTENER</w:t>
-            </w:r>
-          </w:p>
-        </w:tc>
-        <w:tc>
-          <w:tcPr>
-            <w:tcW w:type="dxa" w:w="960"/>
-          </w:tcPr>
-          <w:p>
-            <w:r>
-              <w:t>50 EA</w:t>
-            </w:r>
-          </w:p>
-        </w:tc>
-        <w:tc>
-          <w:tcPr>
-            <w:tcW w:type="dxa" w:w="960"/>
-          </w:tcPr>
-          <w:p>
-            <w:r>
-              <w:t>17602036</w:t>
-            </w:r>
-          </w:p>
-        </w:tc>
-        <w:tc>
-          <w:tcPr>
-            <w:tcW w:type="dxa" w:w="960"/>
-          </w:tcPr>
-          <w:p>
-            <w:r>
-              <w:t>Atender demanda do 2709 durante inspeção.</w:t>
-            </w:r>
-          </w:p>
-        </w:tc>
-        <w:tc>
-          <w:tcPr>
-            <w:tcW w:type="dxa" w:w="960"/>
-          </w:tcPr>
-          <w:p>
-            <w:r>
-              <w:t>2709</w:t>
-            </w:r>
-          </w:p>
-        </w:tc>
-        <w:tc>
-          <w:tcPr>
-            <w:tcW w:type="dxa" w:w="960"/>
-          </w:tcPr>
-          <w:p>
-            <w:r>
-              <w:t>BABR</w:t>
-            </w:r>
-          </w:p>
-        </w:tc>
-        <w:tc>
-          <w:tcPr>
-            <w:tcW w:type="dxa" w:w="960"/>
-          </w:tcPr>
-          <w:p>
-            <w:r>
-              <w:t>Pendente</w:t>
-            </w:r>
-          </w:p>
-        </w:tc>
-      </w:tr>
-      <w:tr>
-        <w:tc>
-          <w:tcPr>
-            <w:tcW w:type="dxa" w:w="960"/>
-          </w:tcPr>
-          <w:p>
-            <w:r>
-              <w:t>283</w:t>
-            </w:r>
-          </w:p>
-        </w:tc>
-        <w:tc>
-          <w:tcPr>
-            <w:tcW w:type="dxa" w:w="960"/>
-          </w:tcPr>
-          <w:p>
-            <w:r>
-              <w:t>B4864</w:t>
-            </w:r>
-          </w:p>
-        </w:tc>
-        <w:tc>
-          <w:tcPr>
-            <w:tcW w:type="dxa" w:w="960"/>
-          </w:tcPr>
-          <w:p>
-            <w:r>
-              <w:t>SUPPORT SPINNER</w:t>
-            </w:r>
-          </w:p>
-        </w:tc>
-        <w:tc>
-          <w:tcPr>
-            <w:tcW w:type="dxa" w:w="960"/>
-          </w:tcPr>
-          <w:p>
-            <w:r>
-              <w:t>01 EA</w:t>
-            </w:r>
-          </w:p>
-        </w:tc>
-        <w:tc>
-          <w:tcPr>
-            <w:tcW w:type="dxa" w:w="960"/>
-          </w:tcPr>
-          <w:p>
-            <w:r>
-              <w:t>17603271</w:t>
-            </w:r>
-          </w:p>
-        </w:tc>
-        <w:tc>
-          <w:tcPr>
-            <w:tcW w:type="dxa" w:w="960"/>
-          </w:tcPr>
-          <w:p>
-            <w:r>
-              <w:t>Atender demanda do 2709 durante inspeção.</w:t>
-            </w:r>
-          </w:p>
-        </w:tc>
-        <w:tc>
-          <w:tcPr>
-            <w:tcW w:type="dxa" w:w="960"/>
-          </w:tcPr>
-          <w:p>
-            <w:r>
-              <w:t>2709</w:t>
-            </w:r>
-          </w:p>
-        </w:tc>
-        <w:tc>
-          <w:tcPr>
-            <w:tcW w:type="dxa" w:w="960"/>
-          </w:tcPr>
-          <w:p>
-            <w:r>
-              <w:t>BABR</w:t>
-            </w:r>
-          </w:p>
-        </w:tc>
-        <w:tc>
-          <w:tcPr>
-            <w:tcW w:type="dxa" w:w="960"/>
-          </w:tcPr>
-          <w:p>
-            <w:r>
-              <w:t>Pendente</w:t>
-            </w:r>
-          </w:p>
-        </w:tc>
-      </w:tr>
-      <w:tr>
-        <w:tc>
-          <w:tcPr>
-            <w:tcW w:type="dxa" w:w="960"/>
-          </w:tcPr>
-          <w:p>
-            <w:r>
-              <w:t>284</w:t>
-            </w:r>
-          </w:p>
-        </w:tc>
-        <w:tc>
-          <w:tcPr>
-            <w:tcW w:type="dxa" w:w="960"/>
-          </w:tcPr>
-          <w:p>
-            <w:r>
-              <w:t>B4940-1</w:t>
-            </w:r>
-          </w:p>
-        </w:tc>
-        <w:tc>
-          <w:tcPr>
-            <w:tcW w:type="dxa" w:w="960"/>
-          </w:tcPr>
-          <w:p>
-            <w:r>
-              <w:t>SHIM</w:t>
-            </w:r>
-          </w:p>
-        </w:tc>
-        <w:tc>
-          <w:tcPr>
-            <w:tcW w:type="dxa" w:w="960"/>
-          </w:tcPr>
-          <w:p>
-            <w:r>
-              <w:t>01 EA</w:t>
-            </w:r>
-          </w:p>
-        </w:tc>
-        <w:tc>
-          <w:tcPr>
-            <w:tcW w:type="dxa" w:w="960"/>
-          </w:tcPr>
-          <w:p>
-            <w:r>
-              <w:t>17603023</w:t>
-            </w:r>
-          </w:p>
-        </w:tc>
-        <w:tc>
-          <w:tcPr>
-            <w:tcW w:type="dxa" w:w="960"/>
-          </w:tcPr>
-          <w:p>
-            <w:r>
-              <w:t>Atender demanda do 2709 durante inspeção.</w:t>
-            </w:r>
-          </w:p>
-        </w:tc>
-        <w:tc>
-          <w:tcPr>
-            <w:tcW w:type="dxa" w:w="960"/>
-          </w:tcPr>
-          <w:p>
-            <w:r>
-              <w:t>2709</w:t>
-            </w:r>
-          </w:p>
-        </w:tc>
-        <w:tc>
-          <w:tcPr>
-            <w:tcW w:type="dxa" w:w="960"/>
-          </w:tcPr>
-          <w:p>
-            <w:r>
-              <w:t>BABR</w:t>
-            </w:r>
-          </w:p>
-        </w:tc>
-        <w:tc>
-          <w:tcPr>
-            <w:tcW w:type="dxa" w:w="960"/>
-          </w:tcPr>
-          <w:p>
-            <w:r>
-              <w:t>Pendente</w:t>
-            </w:r>
-          </w:p>
-        </w:tc>
-      </w:tr>
-      <w:tr>
-        <w:tc>
-          <w:tcPr>
-            <w:tcW w:type="dxa" w:w="960"/>
-          </w:tcPr>
-          <w:p>
-            <w:r>
-              <w:t>285</w:t>
-            </w:r>
-          </w:p>
-        </w:tc>
-        <w:tc>
-          <w:tcPr>
-            <w:tcW w:type="dxa" w:w="960"/>
-          </w:tcPr>
-          <w:p>
-            <w:r>
-              <w:t>B4940-2</w:t>
-            </w:r>
-          </w:p>
-        </w:tc>
-        <w:tc>
-          <w:tcPr>
-            <w:tcW w:type="dxa" w:w="960"/>
-          </w:tcPr>
-          <w:p>
-            <w:r>
-              <w:t>SHIM</w:t>
-            </w:r>
-          </w:p>
-        </w:tc>
-        <w:tc>
-          <w:tcPr>
-            <w:tcW w:type="dxa" w:w="960"/>
-          </w:tcPr>
-          <w:p>
-            <w:r>
-              <w:t>10 EA</w:t>
-            </w:r>
-          </w:p>
-        </w:tc>
-        <w:tc>
-          <w:tcPr>
-            <w:tcW w:type="dxa" w:w="960"/>
-          </w:tcPr>
-          <w:p>
-            <w:r>
-              <w:t>17603189</w:t>
-            </w:r>
-          </w:p>
-        </w:tc>
-        <w:tc>
-          <w:tcPr>
-            <w:tcW w:type="dxa" w:w="960"/>
-          </w:tcPr>
-          <w:p>
-            <w:r>
-              <w:t>Atender demanda do 2709 durante inspeção.</w:t>
-            </w:r>
-          </w:p>
-        </w:tc>
-        <w:tc>
-          <w:tcPr>
-            <w:tcW w:type="dxa" w:w="960"/>
-          </w:tcPr>
-          <w:p>
-            <w:r>
-              <w:t>2709</w:t>
-            </w:r>
-          </w:p>
-        </w:tc>
-        <w:tc>
-          <w:tcPr>
-            <w:tcW w:type="dxa" w:w="960"/>
-          </w:tcPr>
-          <w:p>
-            <w:r>
-              <w:t>BABR</w:t>
-            </w:r>
-          </w:p>
-        </w:tc>
-        <w:tc>
-          <w:tcPr>
-            <w:tcW w:type="dxa" w:w="960"/>
-          </w:tcPr>
-          <w:p>
-            <w:r>
-              <w:t>Pendente</w:t>
-            </w:r>
-          </w:p>
-        </w:tc>
-      </w:tr>
-      <w:tr>
-        <w:tc>
-          <w:tcPr>
-            <w:tcW w:type="dxa" w:w="960"/>
-          </w:tcPr>
-          <w:p>
-            <w:r>
-              <w:t>286</w:t>
-            </w:r>
-          </w:p>
-        </w:tc>
-        <w:tc>
-          <w:tcPr>
-            <w:tcW w:type="dxa" w:w="960"/>
-          </w:tcPr>
-          <w:p>
-            <w:r>
-              <w:t>2654012-2</w:t>
-            </w:r>
-          </w:p>
-        </w:tc>
-        <w:tc>
-          <w:tcPr>
-            <w:tcW w:type="dxa" w:w="960"/>
-          </w:tcPr>
-          <w:p>
-            <w:r>
-              <w:t>CLAMP</w:t>
-            </w:r>
-          </w:p>
-        </w:tc>
-        <w:tc>
-          <w:tcPr>
-            <w:tcW w:type="dxa" w:w="960"/>
-          </w:tcPr>
-          <w:p>
-            <w:r>
-              <w:t>01 EA</w:t>
-            </w:r>
-          </w:p>
-        </w:tc>
-        <w:tc>
-          <w:tcPr>
-            <w:tcW w:type="dxa" w:w="960"/>
-          </w:tcPr>
-          <w:p>
-            <w:r>
-              <w:t>17603009</w:t>
-            </w:r>
-          </w:p>
-        </w:tc>
-        <w:tc>
-          <w:tcPr>
-            <w:tcW w:type="dxa" w:w="960"/>
-          </w:tcPr>
-          <w:p>
-            <w:r>
-              <w:t>Atender demanda do 2709 durante inspeção.</w:t>
-            </w:r>
-          </w:p>
-        </w:tc>
-        <w:tc>
-          <w:tcPr>
-            <w:tcW w:type="dxa" w:w="960"/>
-          </w:tcPr>
-          <w:p>
-            <w:r>
-              <w:t>2709</w:t>
-            </w:r>
-          </w:p>
-        </w:tc>
-        <w:tc>
-          <w:tcPr>
-            <w:tcW w:type="dxa" w:w="960"/>
-          </w:tcPr>
-          <w:p>
-            <w:r>
-              <w:t>BABR</w:t>
-            </w:r>
-          </w:p>
-        </w:tc>
-        <w:tc>
-          <w:tcPr>
-            <w:tcW w:type="dxa" w:w="960"/>
-          </w:tcPr>
-          <w:p>
-            <w:r>
-              <w:t>Pendente</w:t>
-            </w:r>
-          </w:p>
-        </w:tc>
-      </w:tr>
-      <w:tr>
-        <w:tc>
-          <w:tcPr>
-            <w:tcW w:type="dxa" w:w="960"/>
-          </w:tcPr>
-          <w:p>
-            <w:r>
-              <w:t>287</w:t>
-            </w:r>
-          </w:p>
-        </w:tc>
-        <w:tc>
-          <w:tcPr>
-            <w:tcW w:type="dxa" w:w="960"/>
-          </w:tcPr>
-          <w:p>
-            <w:r>
-              <w:t>5111602-16</w:t>
-            </w:r>
-          </w:p>
-        </w:tc>
-        <w:tc>
-          <w:tcPr>
-            <w:tcW w:type="dxa" w:w="960"/>
-          </w:tcPr>
-          <w:p>
-            <w:r>
-              <w:t>GROMMET</w:t>
-            </w:r>
-          </w:p>
-        </w:tc>
-        <w:tc>
-          <w:tcPr>
-            <w:tcW w:type="dxa" w:w="960"/>
-          </w:tcPr>
-          <w:p>
-            <w:r>
-              <w:t>67 EA</w:t>
-            </w:r>
-          </w:p>
-        </w:tc>
-        <w:tc>
-          <w:tcPr>
-            <w:tcW w:type="dxa" w:w="960"/>
-          </w:tcPr>
-          <w:p>
-            <w:r>
-              <w:t>396260016504</w:t>
-            </w:r>
-          </w:p>
-        </w:tc>
-        <w:tc>
-          <w:tcPr>
-            <w:tcW w:type="dxa" w:w="960"/>
-          </w:tcPr>
-          <w:p>
-            <w:r>
-              <w:t>Atender demanda do 2731 durante inspeção com troca de para-brisa.</w:t>
-            </w:r>
-          </w:p>
-        </w:tc>
-        <w:tc>
-          <w:tcPr>
-            <w:tcW w:type="dxa" w:w="960"/>
-          </w:tcPr>
-          <w:p>
-            <w:r>
-              <w:t>2731</w:t>
-            </w:r>
-          </w:p>
-        </w:tc>
-        <w:tc>
-          <w:tcPr>
-            <w:tcW w:type="dxa" w:w="960"/>
-          </w:tcPr>
-          <w:p>
-            <w:r>
-              <w:t>BABE</w:t>
-            </w:r>
-          </w:p>
-        </w:tc>
-        <w:tc>
-          <w:tcPr>
-            <w:tcW w:type="dxa" w:w="960"/>
-          </w:tcPr>
-          <w:p>
-            <w:r>
-              <w:t>Pendente</w:t>
-            </w:r>
-          </w:p>
-        </w:tc>
-      </w:tr>
-      <w:tr>
-        <w:tc>
-          <w:tcPr>
-            <w:tcW w:type="dxa" w:w="960"/>
-          </w:tcPr>
-          <w:p>
-            <w:r>
-              <w:t>288</w:t>
-            </w:r>
-          </w:p>
-        </w:tc>
-        <w:tc>
-          <w:tcPr>
-            <w:tcW w:type="dxa" w:w="960"/>
-          </w:tcPr>
-          <w:p>
-            <w:r>
-              <w:t>2641032-202</w:t>
-            </w:r>
-          </w:p>
-        </w:tc>
-        <w:tc>
-          <w:tcPr>
-            <w:tcW w:type="dxa" w:w="960"/>
-          </w:tcPr>
-          <w:p>
-            <w:r>
-              <w:t>FAIRING AY RH</w:t>
-            </w:r>
-          </w:p>
-        </w:tc>
-        <w:tc>
-          <w:tcPr>
-            <w:tcW w:type="dxa" w:w="960"/>
-          </w:tcPr>
-          <w:p>
-            <w:r>
-              <w:t>01 EA</w:t>
-            </w:r>
-          </w:p>
-        </w:tc>
-        <w:tc>
-          <w:tcPr>
-            <w:tcW w:type="dxa" w:w="960"/>
-          </w:tcPr>
-          <w:p>
-            <w:r>
-              <w:t>313260018291</w:t>
-            </w:r>
-          </w:p>
-        </w:tc>
-        <w:tc>
-          <w:tcPr>
-            <w:tcW w:type="dxa" w:w="960"/>
-          </w:tcPr>
-          <w:p>
-            <w:r>
-              <w:t>Atender emergência por solicitação do SO Rezende. PN da emg 2641030-2</w:t>
-            </w:r>
-          </w:p>
-        </w:tc>
-        <w:tc>
-          <w:tcPr>
-            <w:tcW w:type="dxa" w:w="960"/>
-          </w:tcPr>
-          <w:p>
-            <w:r>
-              <w:t>2741</w:t>
-            </w:r>
-          </w:p>
-        </w:tc>
-        <w:tc>
-          <w:tcPr>
-            <w:tcW w:type="dxa" w:w="960"/>
-          </w:tcPr>
-          <w:p>
-            <w:r>
-              <w:t>BAMN</w:t>
-            </w:r>
-          </w:p>
-        </w:tc>
-        <w:tc>
-          <w:tcPr>
-            <w:tcW w:type="dxa" w:w="960"/>
-          </w:tcPr>
-          <w:p>
-            <w:r>
-              <w:t>Pendente</w:t>
-            </w:r>
-          </w:p>
-        </w:tc>
-      </w:tr>
-      <w:tr>
-        <w:tc>
-          <w:tcPr>
-            <w:tcW w:type="dxa" w:w="960"/>
-          </w:tcPr>
-          <w:p>
-            <w:r>
-              <w:t>289</w:t>
-            </w:r>
-          </w:p>
-        </w:tc>
-        <w:tc>
-          <w:tcPr>
-            <w:tcW w:type="dxa" w:w="960"/>
-          </w:tcPr>
-          <w:p>
-            <w:r>
-              <w:t>850C86-2</w:t>
-            </w:r>
-          </w:p>
-        </w:tc>
-        <w:tc>
-          <w:tcPr>
-            <w:tcW w:type="dxa" w:w="960"/>
-          </w:tcPr>
-          <w:p>
-            <w:r>
-              <w:t>PNEU PRINCIPAL 8.50-10 08PR TT FCIII MLG</w:t>
-            </w:r>
-          </w:p>
-        </w:tc>
-        <w:tc>
-          <w:tcPr>
-            <w:tcW w:type="dxa" w:w="960"/>
-          </w:tcPr>
-          <w:p>
-            <w:r>
-              <w:t>02 EA</w:t>
-            </w:r>
-          </w:p>
-        </w:tc>
-        <w:tc>
-          <w:tcPr>
-            <w:tcW w:type="dxa" w:w="960"/>
-          </w:tcPr>
-          <w:p>
-            <w:r>
-              <w:t>17613579</w:t>
-            </w:r>
-          </w:p>
-        </w:tc>
-        <w:tc>
-          <w:tcPr>
-            <w:tcW w:type="dxa" w:w="960"/>
-          </w:tcPr>
-          <w:p>
-            <w:r>
-              <w:t>Atender demanda do 2709 durante inspeção.</w:t>
-            </w:r>
-          </w:p>
-        </w:tc>
-        <w:tc>
-          <w:tcPr>
-            <w:tcW w:type="dxa" w:w="960"/>
-          </w:tcPr>
-          <w:p>
-            <w:r>
-              <w:t>2709</w:t>
-            </w:r>
-          </w:p>
-        </w:tc>
-        <w:tc>
-          <w:tcPr>
-            <w:tcW w:type="dxa" w:w="960"/>
-          </w:tcPr>
-          <w:p>
-            <w:r>
-              <w:t>BABR</w:t>
-            </w:r>
-          </w:p>
-        </w:tc>
-        <w:tc>
-          <w:tcPr>
-            <w:tcW w:type="dxa" w:w="960"/>
-          </w:tcPr>
-          <w:p>
-            <w:r>
-              <w:t>Pendente</w:t>
-            </w:r>
-          </w:p>
-        </w:tc>
-      </w:tr>
-      <w:tr>
-        <w:tc>
-          <w:tcPr>
-            <w:tcW w:type="dxa" w:w="960"/>
-          </w:tcPr>
-          <w:p>
-            <w:r>
-              <w:t>290</w:t>
-            </w:r>
-          </w:p>
-        </w:tc>
-        <w:tc>
-          <w:tcPr>
-            <w:tcW w:type="dxa" w:w="960"/>
-          </w:tcPr>
-          <w:p>
-            <w:r>
-              <w:t>302-120-402</w:t>
-            </w:r>
-          </w:p>
-        </w:tc>
-        <w:tc>
-          <w:tcPr>
-            <w:tcW w:type="dxa" w:w="960"/>
-          </w:tcPr>
-          <w:p>
-            <w:r>
-              <w:t>INNER TUBE,PNEUMATIC TIRE,AIRCRAFT</w:t>
-            </w:r>
-          </w:p>
-        </w:tc>
-        <w:tc>
-          <w:tcPr>
-            <w:tcW w:type="dxa" w:w="960"/>
-          </w:tcPr>
-          <w:p>
-            <w:r>
-              <w:t>01 EA</w:t>
-            </w:r>
-          </w:p>
-        </w:tc>
-        <w:tc>
-          <w:tcPr>
-            <w:tcW w:type="dxa" w:w="960"/>
-          </w:tcPr>
-          <w:p>
-            <w:r>
-              <w:t>17613601</w:t>
-            </w:r>
-          </w:p>
-        </w:tc>
-        <w:tc>
-          <w:tcPr>
-            <w:tcW w:type="dxa" w:w="960"/>
-          </w:tcPr>
-          <w:p>
-            <w:r>
-              <w:t>Atender demanda do 2709 durante inspeção.</w:t>
-            </w:r>
-          </w:p>
-        </w:tc>
-        <w:tc>
-          <w:tcPr>
-            <w:tcW w:type="dxa" w:w="960"/>
-          </w:tcPr>
-          <w:p>
-            <w:r>
-              <w:t>2709</w:t>
-            </w:r>
-          </w:p>
-        </w:tc>
-        <w:tc>
-          <w:tcPr>
-            <w:tcW w:type="dxa" w:w="960"/>
-          </w:tcPr>
-          <w:p>
-            <w:r>
-              <w:t>BABR</w:t>
-            </w:r>
-          </w:p>
-        </w:tc>
-        <w:tc>
-          <w:tcPr>
-            <w:tcW w:type="dxa" w:w="960"/>
-          </w:tcPr>
-          <w:p>
-            <w:r>
-              <w:t>Pendente</w:t>
-            </w:r>
-          </w:p>
-        </w:tc>
-      </w:tr>
-      <w:tr>
-        <w:tc>
-          <w:tcPr>
-            <w:tcW w:type="dxa" w:w="960"/>
-          </w:tcPr>
-          <w:p>
-            <w:r>
-              <w:t>291</w:t>
-            </w:r>
-          </w:p>
-        </w:tc>
-        <w:tc>
-          <w:tcPr>
-            <w:tcW w:type="dxa" w:w="960"/>
-          </w:tcPr>
-          <w:p>
-            <w:r>
-              <w:t>MS28778-3</w:t>
-            </w:r>
-          </w:p>
-        </w:tc>
-        <w:tc>
-          <w:tcPr>
-            <w:tcW w:type="dxa" w:w="960"/>
-          </w:tcPr>
-          <w:p>
-            <w:r>
-              <w:t>ANEL-O</w:t>
-            </w:r>
-          </w:p>
-        </w:tc>
-        <w:tc>
-          <w:tcPr>
-            <w:tcW w:type="dxa" w:w="960"/>
-          </w:tcPr>
-          <w:p>
-            <w:r>
-              <w:t>06 EA</w:t>
-            </w:r>
-          </w:p>
-        </w:tc>
-        <w:tc>
-          <w:tcPr>
-            <w:tcW w:type="dxa" w:w="960"/>
-          </w:tcPr>
-          <w:p>
-            <w:r>
-              <w:t>17680394</w:t>
-            </w:r>
-          </w:p>
-        </w:tc>
-        <w:tc>
-          <w:tcPr>
-            <w:tcW w:type="dxa" w:w="960"/>
-          </w:tcPr>
-          <w:p>
-            <w:r>
-              <w:t>Atender demanda do 2736</w:t>
-            </w:r>
-          </w:p>
-        </w:tc>
-        <w:tc>
-          <w:tcPr>
-            <w:tcW w:type="dxa" w:w="960"/>
-          </w:tcPr>
-          <w:p>
-            <w:r>
-              <w:t>2736</w:t>
-            </w:r>
-          </w:p>
-        </w:tc>
-        <w:tc>
-          <w:tcPr>
-            <w:tcW w:type="dxa" w:w="960"/>
-          </w:tcPr>
-          <w:p>
-            <w:r>
-              <w:t>BAMN</w:t>
-            </w:r>
-          </w:p>
-        </w:tc>
-        <w:tc>
-          <w:tcPr>
-            <w:tcW w:type="dxa" w:w="960"/>
-          </w:tcPr>
-          <w:p>
-            <w:r>
-              <w:t>Pendente</w:t>
-            </w:r>
-          </w:p>
-        </w:tc>
-      </w:tr>
-      <w:tr>
-        <w:tc>
-          <w:tcPr>
-            <w:tcW w:type="dxa" w:w="960"/>
-          </w:tcPr>
-          <w:p>
-            <w:r>
-              <w:t>292</w:t>
-            </w:r>
-          </w:p>
-        </w:tc>
-        <w:tc>
-          <w:tcPr>
-            <w:tcW w:type="dxa" w:w="960"/>
-          </w:tcPr>
-          <w:p>
-            <w:r>
-              <w:t>AE3663161E0113</w:t>
-            </w:r>
-          </w:p>
-        </w:tc>
-        <w:tc>
-          <w:tcPr>
-            <w:tcW w:type="dxa" w:w="960"/>
-          </w:tcPr>
-          <w:p>
-            <w:r>
-              <w:t>HOSE ASSY</w:t>
-            </w:r>
-          </w:p>
-        </w:tc>
-        <w:tc>
-          <w:tcPr>
-            <w:tcW w:type="dxa" w:w="960"/>
-          </w:tcPr>
-          <w:p>
-            <w:r>
-              <w:t>01 EA</w:t>
-            </w:r>
-          </w:p>
-        </w:tc>
-        <w:tc>
-          <w:tcPr>
-            <w:tcW w:type="dxa" w:w="960"/>
-          </w:tcPr>
-          <w:p>
-            <w:r>
-              <w:t>17695916</w:t>
-            </w:r>
-          </w:p>
-        </w:tc>
-        <w:tc>
-          <w:tcPr>
-            <w:tcW w:type="dxa" w:w="960"/>
-          </w:tcPr>
-          <w:p>
-            <w:r>
-              <w:t>Atender demanda do 2736</w:t>
-            </w:r>
-          </w:p>
-        </w:tc>
-        <w:tc>
-          <w:tcPr>
-            <w:tcW w:type="dxa" w:w="960"/>
-          </w:tcPr>
-          <w:p>
-            <w:r>
-              <w:t>2736</w:t>
-            </w:r>
-          </w:p>
-        </w:tc>
-        <w:tc>
-          <w:tcPr>
-            <w:tcW w:type="dxa" w:w="960"/>
-          </w:tcPr>
-          <w:p>
-            <w:r>
-              <w:t>BAMN</w:t>
-            </w:r>
-          </w:p>
-        </w:tc>
-        <w:tc>
-          <w:tcPr>
-            <w:tcW w:type="dxa" w:w="960"/>
-          </w:tcPr>
-          <w:p>
-            <w:r>
-              <w:t>Pendente</w:t>
-            </w:r>
-          </w:p>
-        </w:tc>
-      </w:tr>
-      <w:tr>
-        <w:tc>
-          <w:tcPr>
-            <w:tcW w:type="dxa" w:w="960"/>
-          </w:tcPr>
-          <w:p>
-            <w:r>
-              <w:t>293</w:t>
-            </w:r>
-          </w:p>
-        </w:tc>
-        <w:tc>
-          <w:tcPr>
-            <w:tcW w:type="dxa" w:w="960"/>
-          </w:tcPr>
-          <w:p>
-            <w:r>
-              <w:t>1414116-7</w:t>
-            </w:r>
-          </w:p>
-        </w:tc>
-        <w:tc>
-          <w:tcPr>
-            <w:tcW w:type="dxa" w:w="960"/>
-          </w:tcPr>
-          <w:p>
-            <w:r>
-              <w:t>SPRING,HELICAL,EXTE</w:t>
-            </w:r>
-          </w:p>
-        </w:tc>
-        <w:tc>
-          <w:tcPr>
-            <w:tcW w:type="dxa" w:w="960"/>
-          </w:tcPr>
-          <w:p>
-            <w:r>
-              <w:t>04 EA</w:t>
-            </w:r>
-          </w:p>
-        </w:tc>
-        <w:tc>
-          <w:tcPr>
-            <w:tcW w:type="dxa" w:w="960"/>
-          </w:tcPr>
-          <w:p>
-            <w:r>
-              <w:t>17739766</w:t>
-            </w:r>
-          </w:p>
-        </w:tc>
-        <w:tc>
-          <w:tcPr>
-            <w:tcW w:type="dxa" w:w="960"/>
-          </w:tcPr>
-          <w:p>
-            <w:r>
-              <w:t>Atender demanda do 2739 durante inspeção</w:t>
-            </w:r>
-          </w:p>
-        </w:tc>
-        <w:tc>
-          <w:tcPr>
-            <w:tcW w:type="dxa" w:w="960"/>
-          </w:tcPr>
-          <w:p>
-            <w:r>
-              <w:t>2739</w:t>
-            </w:r>
-          </w:p>
-        </w:tc>
-        <w:tc>
-          <w:tcPr>
-            <w:tcW w:type="dxa" w:w="960"/>
-          </w:tcPr>
-          <w:p>
-            <w:r>
-              <w:t>BABE</w:t>
-            </w:r>
-          </w:p>
-        </w:tc>
-        <w:tc>
-          <w:tcPr>
-            <w:tcW w:type="dxa" w:w="960"/>
-          </w:tcPr>
-          <w:p>
-            <w:r>
-              <w:t>Pendente</w:t>
-            </w:r>
-          </w:p>
-        </w:tc>
-      </w:tr>
-      <w:tr>
-        <w:tc>
-          <w:tcPr>
-            <w:tcW w:type="dxa" w:w="960"/>
-          </w:tcPr>
-          <w:p>
-            <w:r>
-              <w:t>294</w:t>
-            </w:r>
-          </w:p>
-        </w:tc>
-        <w:tc>
-          <w:tcPr>
-            <w:tcW w:type="dxa" w:w="960"/>
-          </w:tcPr>
-          <w:p>
-            <w:r>
-              <w:t>S1985-1</w:t>
-            </w:r>
-          </w:p>
-        </w:tc>
-        <w:tc>
-          <w:tcPr>
-            <w:tcW w:type="dxa" w:w="960"/>
-          </w:tcPr>
-          <w:p>
-            <w:r>
-              <w:t>SWITCH</w:t>
-            </w:r>
-          </w:p>
-        </w:tc>
-        <w:tc>
-          <w:tcPr>
-            <w:tcW w:type="dxa" w:w="960"/>
-          </w:tcPr>
-          <w:p>
-            <w:r>
-              <w:t>01 EA</w:t>
-            </w:r>
-          </w:p>
-        </w:tc>
-        <w:tc>
-          <w:tcPr>
-            <w:tcW w:type="dxa" w:w="960"/>
-          </w:tcPr>
-          <w:p>
-            <w:r>
-              <w:t>17741001</w:t>
-            </w:r>
-          </w:p>
-        </w:tc>
-        <w:tc>
-          <w:tcPr>
-            <w:tcW w:type="dxa" w:w="960"/>
-          </w:tcPr>
-          <w:p>
-            <w:r>
-              <w:t>Atender demanda do 2708 durante inspeção</w:t>
-            </w:r>
-          </w:p>
-        </w:tc>
-        <w:tc>
-          <w:tcPr>
-            <w:tcW w:type="dxa" w:w="960"/>
-          </w:tcPr>
-          <w:p>
-            <w:r>
-              <w:t>2708</w:t>
-            </w:r>
-          </w:p>
-        </w:tc>
-        <w:tc>
-          <w:tcPr>
-            <w:tcW w:type="dxa" w:w="960"/>
-          </w:tcPr>
-          <w:p>
-            <w:r>
-              <w:t>BANT</w:t>
-            </w:r>
-          </w:p>
-        </w:tc>
-        <w:tc>
-          <w:tcPr>
-            <w:tcW w:type="dxa" w:w="960"/>
-          </w:tcPr>
-          <w:p>
-            <w:r>
-              <w:t>Pendente</w:t>
-            </w:r>
-          </w:p>
-        </w:tc>
-      </w:tr>
-      <w:tr>
-        <w:tc>
-          <w:tcPr>
-            <w:tcW w:type="dxa" w:w="960"/>
-          </w:tcPr>
-          <w:p>
-            <w:r>
-              <w:t>295</w:t>
-            </w:r>
-          </w:p>
-        </w:tc>
-        <w:tc>
-          <w:tcPr>
-            <w:tcW w:type="dxa" w:w="960"/>
-          </w:tcPr>
-          <w:p>
-            <w:r>
-              <w:t>2270030-12</w:t>
-            </w:r>
-          </w:p>
-        </w:tc>
-        <w:tc>
-          <w:tcPr>
-            <w:tcW w:type="dxa" w:w="960"/>
-          </w:tcPr>
-          <w:p>
-            <w:r>
-              <w:t>CABLE ASSEMBLY</w:t>
-            </w:r>
-          </w:p>
-        </w:tc>
-        <w:tc>
-          <w:tcPr>
-            <w:tcW w:type="dxa" w:w="960"/>
-          </w:tcPr>
-          <w:p>
-            <w:r>
-              <w:t>01 EA</w:t>
-            </w:r>
-          </w:p>
-        </w:tc>
-        <w:tc>
-          <w:tcPr>
-            <w:tcW w:type="dxa" w:w="960"/>
-          </w:tcPr>
-          <w:p>
-            <w:r>
-              <w:t>17741040</w:t>
-            </w:r>
-          </w:p>
-        </w:tc>
-        <w:tc>
-          <w:tcPr>
-            <w:tcW w:type="dxa" w:w="960"/>
-          </w:tcPr>
-          <w:p>
-            <w:r>
-              <w:t>Atender demanda do 2708 durante inspeção</w:t>
-            </w:r>
-          </w:p>
-        </w:tc>
-        <w:tc>
-          <w:tcPr>
-            <w:tcW w:type="dxa" w:w="960"/>
-          </w:tcPr>
-          <w:p>
-            <w:r>
-              <w:t>2708</w:t>
-            </w:r>
-          </w:p>
-        </w:tc>
-        <w:tc>
-          <w:tcPr>
-            <w:tcW w:type="dxa" w:w="960"/>
-          </w:tcPr>
-          <w:p>
-            <w:r>
-              <w:t>BANT</w:t>
-            </w:r>
-          </w:p>
-        </w:tc>
-        <w:tc>
-          <w:tcPr>
-            <w:tcW w:type="dxa" w:w="960"/>
-          </w:tcPr>
-          <w:p>
-            <w:r>
-              <w:t>Pendente</w:t>
-            </w:r>
-          </w:p>
-        </w:tc>
-      </w:tr>
-      <w:tr>
-        <w:tc>
-          <w:tcPr>
-            <w:tcW w:type="dxa" w:w="960"/>
-          </w:tcPr>
-          <w:p>
-            <w:r>
-              <w:t>296</w:t>
-            </w:r>
-          </w:p>
-        </w:tc>
-        <w:tc>
-          <w:tcPr>
-            <w:tcW w:type="dxa" w:w="960"/>
-          </w:tcPr>
-          <w:p>
-            <w:r>
-              <w:t>066-4010-12</w:t>
-            </w:r>
-          </w:p>
-        </w:tc>
-        <w:tc>
-          <w:tcPr>
-            <w:tcW w:type="dxa" w:w="960"/>
-          </w:tcPr>
-          <w:p>
-            <w:r>
-              <w:t>RECEIVER VOR/LOC (KNS81)</w:t>
-            </w:r>
-          </w:p>
-        </w:tc>
-        <w:tc>
-          <w:tcPr>
-            <w:tcW w:type="dxa" w:w="960"/>
-          </w:tcPr>
-          <w:p>
-            <w:r>
-              <w:t>01 EA</w:t>
-            </w:r>
-          </w:p>
-        </w:tc>
-        <w:tc>
-          <w:tcPr>
-            <w:tcW w:type="dxa" w:w="960"/>
-          </w:tcPr>
-          <w:p>
-            <w:r>
-              <w:t>17741660</w:t>
-            </w:r>
-          </w:p>
-        </w:tc>
-        <w:tc>
-          <w:tcPr>
-            <w:tcW w:type="dxa" w:w="960"/>
-          </w:tcPr>
-          <w:p>
-            <w:r>
-              <w:t>Atender demanda do 2708 durante inspeção</w:t>
-            </w:r>
-          </w:p>
-        </w:tc>
-        <w:tc>
-          <w:tcPr>
-            <w:tcW w:type="dxa" w:w="960"/>
-          </w:tcPr>
-          <w:p>
-            <w:r>
-              <w:t>2708</w:t>
-            </w:r>
-          </w:p>
-        </w:tc>
-        <w:tc>
-          <w:tcPr>
-            <w:tcW w:type="dxa" w:w="960"/>
-          </w:tcPr>
-          <w:p>
-            <w:r>
-              <w:t>BANT</w:t>
-            </w:r>
-          </w:p>
-        </w:tc>
-        <w:tc>
-          <w:tcPr>
-            <w:tcW w:type="dxa" w:w="960"/>
-          </w:tcPr>
-          <w:p>
-            <w:r>
-              <w:t>Pendente</w:t>
-            </w:r>
-          </w:p>
-        </w:tc>
-      </w:tr>
-      <w:tr>
-        <w:tc>
-          <w:tcPr>
-            <w:tcW w:type="dxa" w:w="960"/>
-          </w:tcPr>
-          <w:p>
-            <w:r>
-              <w:t>297</w:t>
-            </w:r>
-          </w:p>
-        </w:tc>
-        <w:tc>
-          <w:tcPr>
-            <w:tcW w:type="dxa" w:w="960"/>
-          </w:tcPr>
-          <w:p>
-            <w:r>
-              <w:t>3034792</w:t>
-            </w:r>
-          </w:p>
-        </w:tc>
-        <w:tc>
-          <w:tcPr>
-            <w:tcW w:type="dxa" w:w="960"/>
-          </w:tcPr>
-          <w:p>
-            <w:r>
-              <w:t>BOMBA DE COMBUSTÍVEL</w:t>
-            </w:r>
-          </w:p>
-        </w:tc>
-        <w:tc>
-          <w:tcPr>
-            <w:tcW w:type="dxa" w:w="960"/>
-          </w:tcPr>
-          <w:p>
-            <w:r>
-              <w:t>01 EA</w:t>
-            </w:r>
-          </w:p>
-        </w:tc>
-        <w:tc>
-          <w:tcPr>
-            <w:tcW w:type="dxa" w:w="960"/>
-          </w:tcPr>
-          <w:p>
-            <w:r>
-              <w:t>17743998</w:t>
-            </w:r>
-          </w:p>
-        </w:tc>
-        <w:tc>
-          <w:tcPr>
-            <w:tcW w:type="dxa" w:w="960"/>
-          </w:tcPr>
-          <w:p>
-            <w:r>
-              <w:t>Atender demanda do 2742 para solução de pane no sistema de combustível</w:t>
-            </w:r>
-          </w:p>
-        </w:tc>
-        <w:tc>
-          <w:tcPr>
-            <w:tcW w:type="dxa" w:w="960"/>
-          </w:tcPr>
-          <w:p>
-            <w:r>
-              <w:t>2742</w:t>
-            </w:r>
-          </w:p>
-        </w:tc>
-        <w:tc>
-          <w:tcPr>
-            <w:tcW w:type="dxa" w:w="960"/>
-          </w:tcPr>
-          <w:p>
-            <w:r>
-              <w:t>DACTA II</w:t>
-            </w:r>
-          </w:p>
-        </w:tc>
-        <w:tc>
-          <w:tcPr>
-            <w:tcW w:type="dxa" w:w="960"/>
-          </w:tcPr>
-          <w:p>
-            <w:r>
-              <w:t>Pendente</w:t>
-            </w:r>
-          </w:p>
-        </w:tc>
-      </w:tr>
-      <w:tr>
-        <w:tc>
-          <w:tcPr>
-            <w:tcW w:type="dxa" w:w="960"/>
-          </w:tcPr>
-          <w:p>
-            <w:r>
-              <w:t>298</w:t>
-            </w:r>
-          </w:p>
-        </w:tc>
-        <w:tc>
-          <w:tcPr>
-            <w:tcW w:type="dxa" w:w="960"/>
-          </w:tcPr>
-          <w:p>
-            <w:r>
-              <w:t>3024973</w:t>
-            </w:r>
-          </w:p>
-        </w:tc>
-        <w:tc>
-          <w:tcPr>
-            <w:tcW w:type="dxa" w:w="960"/>
-          </w:tcPr>
-          <w:p>
-            <w:r>
-              <w:t>COUPLING,PUMP</w:t>
-            </w:r>
-          </w:p>
-        </w:tc>
-        <w:tc>
-          <w:tcPr>
-            <w:tcW w:type="dxa" w:w="960"/>
-          </w:tcPr>
-          <w:p>
-            <w:r>
-              <w:t>01 EA</w:t>
-            </w:r>
-          </w:p>
-        </w:tc>
-        <w:tc>
-          <w:tcPr>
-            <w:tcW w:type="dxa" w:w="960"/>
-          </w:tcPr>
-          <w:p>
-            <w:r>
-              <w:t>17743997</w:t>
-            </w:r>
-          </w:p>
-        </w:tc>
-        <w:tc>
-          <w:tcPr>
-            <w:tcW w:type="dxa" w:w="960"/>
-          </w:tcPr>
-          <w:p>
-            <w:r>
-              <w:t>Atender demanda do 2742 para solução de pane no sistema de combustível</w:t>
-            </w:r>
-          </w:p>
-        </w:tc>
-        <w:tc>
-          <w:tcPr>
-            <w:tcW w:type="dxa" w:w="960"/>
-          </w:tcPr>
-          <w:p>
-            <w:r>
-              <w:t>2742</w:t>
-            </w:r>
-          </w:p>
-        </w:tc>
-        <w:tc>
-          <w:tcPr>
-            <w:tcW w:type="dxa" w:w="960"/>
-          </w:tcPr>
-          <w:p>
-            <w:r>
-              <w:t>DACTA II</w:t>
-            </w:r>
-          </w:p>
-        </w:tc>
-        <w:tc>
-          <w:tcPr>
-            <w:tcW w:type="dxa" w:w="960"/>
-          </w:tcPr>
-          <w:p>
-            <w:r>
-              <w:t>Pendente</w:t>
-            </w:r>
-          </w:p>
-        </w:tc>
-      </w:tr>
-      <w:tr>
-        <w:tc>
-          <w:tcPr>
-            <w:tcW w:type="dxa" w:w="960"/>
-          </w:tcPr>
-          <w:p>
-            <w:r>
-              <w:t>299</w:t>
-            </w:r>
-          </w:p>
-        </w:tc>
-        <w:tc>
-          <w:tcPr>
-            <w:tcW w:type="dxa" w:w="960"/>
-          </w:tcPr>
-          <w:p>
-            <w:r>
-              <w:t>M83461/1-012</w:t>
-            </w:r>
-          </w:p>
-        </w:tc>
-        <w:tc>
-          <w:tcPr>
-            <w:tcW w:type="dxa" w:w="960"/>
-          </w:tcPr>
-          <w:p>
-            <w:r>
-              <w:t>ANEL-O</w:t>
-            </w:r>
-          </w:p>
-        </w:tc>
-        <w:tc>
-          <w:tcPr>
-            <w:tcW w:type="dxa" w:w="960"/>
-          </w:tcPr>
-          <w:p>
-            <w:r>
-              <w:t>01 EA</w:t>
-            </w:r>
-          </w:p>
-        </w:tc>
-        <w:tc>
-          <w:tcPr>
-            <w:tcW w:type="dxa" w:w="960"/>
-          </w:tcPr>
-          <w:p>
-            <w:r>
-              <w:t>17744000</w:t>
-            </w:r>
-          </w:p>
-        </w:tc>
-        <w:tc>
-          <w:tcPr>
-            <w:tcW w:type="dxa" w:w="960"/>
-          </w:tcPr>
-          <w:p>
-            <w:r>
-              <w:t>Atender demanda do 2742 para solução de pane no sistema de combustível</w:t>
-            </w:r>
-          </w:p>
-        </w:tc>
-        <w:tc>
-          <w:tcPr>
-            <w:tcW w:type="dxa" w:w="960"/>
-          </w:tcPr>
-          <w:p>
-            <w:r>
-              <w:t>2742</w:t>
-            </w:r>
-          </w:p>
-        </w:tc>
-        <w:tc>
-          <w:tcPr>
-            <w:tcW w:type="dxa" w:w="960"/>
-          </w:tcPr>
-          <w:p>
-            <w:r>
-              <w:t>DACTA II</w:t>
-            </w:r>
-          </w:p>
-        </w:tc>
-        <w:tc>
-          <w:tcPr>
-            <w:tcW w:type="dxa" w:w="960"/>
-          </w:tcPr>
-          <w:p>
-            <w:r>
-              <w:t>Pendente</w:t>
-            </w:r>
-          </w:p>
-        </w:tc>
-      </w:tr>
-      <w:tr>
-        <w:tc>
-          <w:tcPr>
-            <w:tcW w:type="dxa" w:w="960"/>
-          </w:tcPr>
-          <w:p>
-            <w:r>
-              <w:t>300</w:t>
-            </w:r>
-          </w:p>
-        </w:tc>
-        <w:tc>
-          <w:tcPr>
-            <w:tcW w:type="dxa" w:w="960"/>
-          </w:tcPr>
-          <w:p>
-            <w:r>
-              <w:t>3039937</w:t>
-            </w:r>
-          </w:p>
-        </w:tc>
-        <w:tc>
-          <w:tcPr>
-            <w:tcW w:type="dxa" w:w="960"/>
-          </w:tcPr>
-          <w:p>
-            <w:r>
-              <w:t>GASKET</w:t>
-            </w:r>
-          </w:p>
-        </w:tc>
-        <w:tc>
-          <w:tcPr>
-            <w:tcW w:type="dxa" w:w="960"/>
-          </w:tcPr>
-          <w:p>
-            <w:r>
-              <w:t>01 EA</w:t>
-            </w:r>
-          </w:p>
-        </w:tc>
-        <w:tc>
-          <w:tcPr>
-            <w:tcW w:type="dxa" w:w="960"/>
-          </w:tcPr>
-          <w:p>
-            <w:r>
-              <w:t>17743999</w:t>
-            </w:r>
-          </w:p>
-        </w:tc>
-        <w:tc>
-          <w:tcPr>
-            <w:tcW w:type="dxa" w:w="960"/>
-          </w:tcPr>
-          <w:p>
-            <w:r>
-              <w:t>Atender demanda do 2742 para solução de pane no sistema de combustível</w:t>
-            </w:r>
-          </w:p>
-        </w:tc>
-        <w:tc>
-          <w:tcPr>
-            <w:tcW w:type="dxa" w:w="960"/>
-          </w:tcPr>
-          <w:p>
-            <w:r>
-              <w:t>2742</w:t>
-            </w:r>
-          </w:p>
-        </w:tc>
-        <w:tc>
-          <w:tcPr>
-            <w:tcW w:type="dxa" w:w="960"/>
-          </w:tcPr>
-          <w:p>
-            <w:r>
-              <w:t>DACTA II</w:t>
-            </w:r>
-          </w:p>
-        </w:tc>
-        <w:tc>
-          <w:tcPr>
-            <w:tcW w:type="dxa" w:w="960"/>
-          </w:tcPr>
-          <w:p>
-            <w:r>
-              <w:t>Pendente</w:t>
-            </w:r>
-          </w:p>
-        </w:tc>
-      </w:tr>
-      <w:tr>
-        <w:tc>
-          <w:tcPr>
-            <w:tcW w:type="dxa" w:w="960"/>
-          </w:tcPr>
-          <w:p>
-            <w:r>
-              <w:t>301</w:t>
-            </w:r>
-          </w:p>
-        </w:tc>
-        <w:tc>
-          <w:tcPr>
-            <w:tcW w:type="dxa" w:w="960"/>
-          </w:tcPr>
-          <w:p>
-            <w:r>
-              <w:t>3014227</w:t>
-            </w:r>
-          </w:p>
-        </w:tc>
-        <w:tc>
-          <w:tcPr>
-            <w:tcW w:type="dxa" w:w="960"/>
-          </w:tcPr>
-          <w:p>
-            <w:r>
-              <w:t>ANEL-O</w:t>
-            </w:r>
-          </w:p>
-        </w:tc>
-        <w:tc>
-          <w:tcPr>
-            <w:tcW w:type="dxa" w:w="960"/>
-          </w:tcPr>
-          <w:p>
-            <w:r>
-              <w:t>01 EA</w:t>
-            </w:r>
-          </w:p>
-        </w:tc>
-        <w:tc>
-          <w:tcPr>
-            <w:tcW w:type="dxa" w:w="960"/>
-          </w:tcPr>
-          <w:p>
-            <w:r>
-              <w:t>17743996</w:t>
-            </w:r>
-          </w:p>
-        </w:tc>
-        <w:tc>
-          <w:tcPr>
-            <w:tcW w:type="dxa" w:w="960"/>
-          </w:tcPr>
-          <w:p>
-            <w:r>
-              <w:t>Atender demanda do 2742 para solução de pane no sistema de combustível</w:t>
-            </w:r>
-          </w:p>
-        </w:tc>
-        <w:tc>
-          <w:tcPr>
-            <w:tcW w:type="dxa" w:w="960"/>
-          </w:tcPr>
-          <w:p>
-            <w:r>
-              <w:t>2742</w:t>
-            </w:r>
-          </w:p>
-        </w:tc>
-        <w:tc>
-          <w:tcPr>
-            <w:tcW w:type="dxa" w:w="960"/>
-          </w:tcPr>
-          <w:p>
-            <w:r>
-              <w:t>DACTA II</w:t>
-            </w:r>
-          </w:p>
-        </w:tc>
-        <w:tc>
-          <w:tcPr>
-            <w:tcW w:type="dxa" w:w="960"/>
-          </w:tcPr>
-          <w:p>
-            <w:r>
-              <w:t>Pendente</w:t>
-            </w:r>
-          </w:p>
-        </w:tc>
-      </w:tr>
-      <w:tr>
-        <w:tc>
-          <w:tcPr>
-            <w:tcW w:type="dxa" w:w="960"/>
-          </w:tcPr>
-          <w:p>
-            <w:r>
-              <w:t>302</w:t>
-            </w:r>
-          </w:p>
-        </w:tc>
-        <w:tc>
-          <w:tcPr>
-            <w:tcW w:type="dxa" w:w="960"/>
-          </w:tcPr>
-          <w:p>
-            <w:r>
-              <w:t>C668050-1108</w:t>
-            </w:r>
-          </w:p>
-        </w:tc>
-        <w:tc>
-          <w:tcPr>
-            <w:tcW w:type="dxa" w:w="960"/>
-          </w:tcPr>
-          <w:p>
-            <w:r>
-              <w:t>TRANSMITTER FUEL</w:t>
-            </w:r>
-          </w:p>
-        </w:tc>
-        <w:tc>
-          <w:tcPr>
-            <w:tcW w:type="dxa" w:w="960"/>
-          </w:tcPr>
-          <w:p>
-            <w:r>
-              <w:t>01 EA</w:t>
-            </w:r>
-          </w:p>
-        </w:tc>
-        <w:tc>
-          <w:tcPr>
-            <w:tcW w:type="dxa" w:w="960"/>
-          </w:tcPr>
-          <w:p>
-            <w:r>
-              <w:t>17800378</w:t>
-            </w:r>
-          </w:p>
-        </w:tc>
-        <w:tc>
-          <w:tcPr>
-            <w:tcW w:type="dxa" w:w="960"/>
-          </w:tcPr>
-          <w:p>
-            <w:r>
-              <w:t>Atender demanda do 2723</w:t>
-            </w:r>
-          </w:p>
-        </w:tc>
-        <w:tc>
-          <w:tcPr>
-            <w:tcW w:type="dxa" w:w="960"/>
-          </w:tcPr>
-          <w:p>
-            <w:r>
-              <w:t>2723</w:t>
-            </w:r>
-          </w:p>
-        </w:tc>
-        <w:tc>
-          <w:tcPr>
-            <w:tcW w:type="dxa" w:w="960"/>
-          </w:tcPr>
-          <w:p>
-            <w:r>
-              <w:t>BABE</w:t>
-            </w:r>
-          </w:p>
-        </w:tc>
-        <w:tc>
-          <w:tcPr>
-            <w:tcW w:type="dxa" w:w="960"/>
-          </w:tcPr>
-          <w:p>
-            <w:r>
-              <w:t>Pendente</w:t>
-            </w:r>
-          </w:p>
-        </w:tc>
-      </w:tr>
-      <w:tr>
-        <w:tc>
-          <w:tcPr>
-            <w:tcW w:type="dxa" w:w="960"/>
-          </w:tcPr>
-          <w:p>
-            <w:r>
-              <w:t>303</w:t>
-            </w:r>
-          </w:p>
-        </w:tc>
-        <w:tc>
-          <w:tcPr>
-            <w:tcW w:type="dxa" w:w="960"/>
-          </w:tcPr>
-          <w:p>
-            <w:r>
-              <w:t>2522275-1</w:t>
-            </w:r>
-          </w:p>
-        </w:tc>
-        <w:tc>
-          <w:tcPr>
-            <w:tcW w:type="dxa" w:w="960"/>
-          </w:tcPr>
-          <w:p>
-            <w:r>
-              <w:t>PLATE-INSULAT</w:t>
-            </w:r>
-          </w:p>
-        </w:tc>
-        <w:tc>
-          <w:tcPr>
-            <w:tcW w:type="dxa" w:w="960"/>
-          </w:tcPr>
-          <w:p>
-            <w:r>
-              <w:t>02 EA</w:t>
-            </w:r>
-          </w:p>
-        </w:tc>
-        <w:tc>
-          <w:tcPr>
-            <w:tcW w:type="dxa" w:w="960"/>
-          </w:tcPr>
-          <w:p>
-            <w:r>
-              <w:t>17800557</w:t>
-            </w:r>
-          </w:p>
-        </w:tc>
-        <w:tc>
-          <w:tcPr>
-            <w:tcW w:type="dxa" w:w="960"/>
-          </w:tcPr>
-          <w:p>
-            <w:r>
-              <w:t>Atender demanda do 2723</w:t>
-            </w:r>
-          </w:p>
-        </w:tc>
-        <w:tc>
-          <w:tcPr>
-            <w:tcW w:type="dxa" w:w="960"/>
-          </w:tcPr>
-          <w:p>
-            <w:r>
-              <w:t>2723</w:t>
-            </w:r>
-          </w:p>
-        </w:tc>
-        <w:tc>
-          <w:tcPr>
-            <w:tcW w:type="dxa" w:w="960"/>
-          </w:tcPr>
-          <w:p>
-            <w:r>
-              <w:t>BABE</w:t>
-            </w:r>
-          </w:p>
-        </w:tc>
-        <w:tc>
-          <w:tcPr>
-            <w:tcW w:type="dxa" w:w="960"/>
-          </w:tcPr>
-          <w:p>
-            <w:r>
-              <w:t>Pendente</w:t>
-            </w:r>
-          </w:p>
-        </w:tc>
-      </w:tr>
-      <w:tr>
-        <w:tc>
-          <w:tcPr>
-            <w:tcW w:type="dxa" w:w="960"/>
-          </w:tcPr>
-          <w:p>
-            <w:r>
-              <w:t>304</w:t>
-            </w:r>
-          </w:p>
-        </w:tc>
-        <w:tc>
-          <w:tcPr>
-            <w:tcW w:type="dxa" w:w="960"/>
-          </w:tcPr>
-          <w:p>
-            <w:r>
-              <w:t>S2870-1</w:t>
-            </w:r>
-          </w:p>
-        </w:tc>
-        <w:tc>
-          <w:tcPr>
-            <w:tcW w:type="dxa" w:w="960"/>
-          </w:tcPr>
-          <w:p>
-            <w:r>
-              <w:t>SWITCH,SPEC</w:t>
-            </w:r>
-          </w:p>
-        </w:tc>
-        <w:tc>
-          <w:tcPr>
-            <w:tcW w:type="dxa" w:w="960"/>
-          </w:tcPr>
-          <w:p>
-            <w:r>
-              <w:t>02 EA</w:t>
-            </w:r>
-          </w:p>
-        </w:tc>
-        <w:tc>
-          <w:tcPr>
-            <w:tcW w:type="dxa" w:w="960"/>
-          </w:tcPr>
-          <w:p>
-            <w:r>
-              <w:t>17800394</w:t>
-            </w:r>
-          </w:p>
-        </w:tc>
-        <w:tc>
-          <w:tcPr>
-            <w:tcW w:type="dxa" w:w="960"/>
-          </w:tcPr>
-          <w:p>
-            <w:r>
-              <w:t>Atender demanda do 2723</w:t>
-            </w:r>
-          </w:p>
-        </w:tc>
-        <w:tc>
-          <w:tcPr>
-            <w:tcW w:type="dxa" w:w="960"/>
-          </w:tcPr>
-          <w:p>
-            <w:r>
-              <w:t>2723</w:t>
-            </w:r>
-          </w:p>
-        </w:tc>
-        <w:tc>
-          <w:tcPr>
-            <w:tcW w:type="dxa" w:w="960"/>
-          </w:tcPr>
-          <w:p>
-            <w:r>
-              <w:t>BABE</w:t>
-            </w:r>
-          </w:p>
-        </w:tc>
-        <w:tc>
-          <w:tcPr>
-            <w:tcW w:type="dxa" w:w="960"/>
-          </w:tcPr>
-          <w:p>
-            <w:r>
-              <w:t>Pendente</w:t>
-            </w:r>
-          </w:p>
-        </w:tc>
-      </w:tr>
-      <w:tr>
-        <w:tc>
-          <w:tcPr>
-            <w:tcW w:type="dxa" w:w="960"/>
-          </w:tcPr>
-          <w:p>
-            <w:r>
-              <w:t>305</w:t>
-            </w:r>
-          </w:p>
-        </w:tc>
-        <w:tc>
-          <w:tcPr>
-            <w:tcW w:type="dxa" w:w="960"/>
-          </w:tcPr>
-          <w:p>
-            <w:r>
-              <w:t>NSL 1422 B2</w:t>
-            </w:r>
-          </w:p>
-        </w:tc>
-        <w:tc>
-          <w:tcPr>
-            <w:tcW w:type="dxa" w:w="960"/>
-          </w:tcPr>
-          <w:p>
-            <w:r>
-              <w:t>SEALING COMPOUND</w:t>
-            </w:r>
-          </w:p>
-        </w:tc>
-        <w:tc>
-          <w:tcPr>
-            <w:tcW w:type="dxa" w:w="960"/>
-          </w:tcPr>
-          <w:p>
-            <w:r>
-              <w:t>06 EA</w:t>
-            </w:r>
-          </w:p>
-        </w:tc>
-        <w:tc>
-          <w:tcPr>
-            <w:tcW w:type="dxa" w:w="960"/>
-          </w:tcPr>
-          <w:p>
-            <w:r>
-              <w:t>17800330</w:t>
-            </w:r>
-          </w:p>
-        </w:tc>
-        <w:tc>
-          <w:tcPr>
-            <w:tcW w:type="dxa" w:w="960"/>
-          </w:tcPr>
-          <w:p>
-            <w:r>
-              <w:t>Atender demanda do 2723</w:t>
-            </w:r>
-          </w:p>
-        </w:tc>
-        <w:tc>
-          <w:tcPr>
-            <w:tcW w:type="dxa" w:w="960"/>
-          </w:tcPr>
-          <w:p>
-            <w:r>
-              <w:t>2723</w:t>
-            </w:r>
-          </w:p>
-        </w:tc>
-        <w:tc>
-          <w:tcPr>
-            <w:tcW w:type="dxa" w:w="960"/>
-          </w:tcPr>
-          <w:p>
-            <w:r>
-              <w:t>BABE</w:t>
-            </w:r>
-          </w:p>
-        </w:tc>
-        <w:tc>
-          <w:tcPr>
-            <w:tcW w:type="dxa" w:w="960"/>
-          </w:tcPr>
-          <w:p>
-            <w:r>
-              <w:t>Pendente</w:t>
-            </w:r>
-          </w:p>
-        </w:tc>
-      </w:tr>
-      <w:tr>
-        <w:tc>
-          <w:tcPr>
-            <w:tcW w:type="dxa" w:w="960"/>
-          </w:tcPr>
-          <w:p>
-            <w:r>
-              <w:t>306</w:t>
-            </w:r>
-          </w:p>
-        </w:tc>
-        <w:tc>
-          <w:tcPr>
-            <w:tcW w:type="dxa" w:w="960"/>
-          </w:tcPr>
-          <w:p>
-            <w:r>
-              <w:t>AN320-3</w:t>
-            </w:r>
-          </w:p>
-        </w:tc>
-        <w:tc>
-          <w:tcPr>
-            <w:tcW w:type="dxa" w:w="960"/>
-          </w:tcPr>
-          <w:p>
-            <w:r>
-              <w:t>NUT,PLAIN,SLOTTED,HEXAGON</w:t>
-            </w:r>
-          </w:p>
-        </w:tc>
-        <w:tc>
-          <w:tcPr>
-            <w:tcW w:type="dxa" w:w="960"/>
-          </w:tcPr>
-          <w:p>
-            <w:r>
-              <w:t>04 EA</w:t>
-            </w:r>
-          </w:p>
-        </w:tc>
-        <w:tc>
-          <w:tcPr>
-            <w:tcW w:type="dxa" w:w="960"/>
-          </w:tcPr>
-          <w:p>
-            <w:r>
-              <w:t>17823231</w:t>
-            </w:r>
-          </w:p>
-        </w:tc>
-        <w:tc>
-          <w:tcPr>
-            <w:tcW w:type="dxa" w:w="960"/>
-          </w:tcPr>
-          <w:p>
-            <w:r>
-              <w:t>Atender demanda do 2709</w:t>
-            </w:r>
-          </w:p>
-        </w:tc>
-        <w:tc>
-          <w:tcPr>
-            <w:tcW w:type="dxa" w:w="960"/>
-          </w:tcPr>
-          <w:p>
-            <w:r>
-              <w:t>2709</w:t>
-            </w:r>
-          </w:p>
-        </w:tc>
-        <w:tc>
-          <w:tcPr>
-            <w:tcW w:type="dxa" w:w="960"/>
-          </w:tcPr>
-          <w:p>
-            <w:r>
-              <w:t>BABR</w:t>
-            </w:r>
-          </w:p>
-        </w:tc>
-        <w:tc>
-          <w:tcPr>
-            <w:tcW w:type="dxa" w:w="960"/>
-          </w:tcPr>
-          <w:p>
-            <w:r>
-              <w:t>Pendente</w:t>
-            </w:r>
-          </w:p>
-        </w:tc>
-      </w:tr>
-      <w:tr>
-        <w:tc>
-          <w:tcPr>
-            <w:tcW w:type="dxa" w:w="960"/>
-          </w:tcPr>
-          <w:p>
-            <w:r>
-              <w:t>307</w:t>
-            </w:r>
-          </w:p>
-        </w:tc>
-        <w:tc>
-          <w:tcPr>
-            <w:tcW w:type="dxa" w:w="960"/>
-          </w:tcPr>
-          <w:p>
-            <w:r>
-              <w:t>2613419-1</w:t>
-            </w:r>
-          </w:p>
-        </w:tc>
-        <w:tc>
-          <w:tcPr>
-            <w:tcW w:type="dxa" w:w="960"/>
-          </w:tcPr>
-          <w:p>
-            <w:r>
-              <w:t>BARREL FLAP</w:t>
-            </w:r>
-          </w:p>
-        </w:tc>
-        <w:tc>
-          <w:tcPr>
-            <w:tcW w:type="dxa" w:w="960"/>
-          </w:tcPr>
-          <w:p>
-            <w:r>
-              <w:t>01 EA</w:t>
-            </w:r>
-          </w:p>
-        </w:tc>
-        <w:tc>
-          <w:tcPr>
-            <w:tcW w:type="dxa" w:w="960"/>
-          </w:tcPr>
-          <w:p>
-            <w:r>
-              <w:t>17823328</w:t>
-            </w:r>
-          </w:p>
-        </w:tc>
-        <w:tc>
-          <w:tcPr>
-            <w:tcW w:type="dxa" w:w="960"/>
-          </w:tcPr>
-          <w:p>
-            <w:r>
-              <w:t>Atender demanda do 2709</w:t>
-            </w:r>
-          </w:p>
-        </w:tc>
-        <w:tc>
-          <w:tcPr>
-            <w:tcW w:type="dxa" w:w="960"/>
-          </w:tcPr>
-          <w:p>
-            <w:r>
-              <w:t>2709</w:t>
-            </w:r>
-          </w:p>
-        </w:tc>
-        <w:tc>
-          <w:tcPr>
-            <w:tcW w:type="dxa" w:w="960"/>
-          </w:tcPr>
-          <w:p>
-            <w:r>
-              <w:t>BABR</w:t>
-            </w:r>
-          </w:p>
-        </w:tc>
-        <w:tc>
-          <w:tcPr>
-            <w:tcW w:type="dxa" w:w="960"/>
-          </w:tcPr>
-          <w:p>
-            <w:r>
-              <w:t>Pendente</w:t>
-            </w:r>
-          </w:p>
-        </w:tc>
-      </w:tr>
-      <w:tr>
-        <w:tc>
-          <w:tcPr>
-            <w:tcW w:type="dxa" w:w="960"/>
-          </w:tcPr>
-          <w:p>
-            <w:r>
-              <w:t>308</w:t>
-            </w:r>
-          </w:p>
-        </w:tc>
-        <w:tc>
-          <w:tcPr>
-            <w:tcW w:type="dxa" w:w="960"/>
-          </w:tcPr>
-          <w:p>
-            <w:r>
-              <w:t>AN565B428H4</w:t>
-            </w:r>
-          </w:p>
-        </w:tc>
-        <w:tc>
-          <w:tcPr>
-            <w:tcW w:type="dxa" w:w="960"/>
-          </w:tcPr>
-          <w:p>
-            <w:r>
-              <w:t>SETSCREW</w:t>
-            </w:r>
-          </w:p>
-        </w:tc>
-        <w:tc>
-          <w:tcPr>
-            <w:tcW w:type="dxa" w:w="960"/>
-          </w:tcPr>
-          <w:p>
-            <w:r>
-              <w:t>02 EA</w:t>
-            </w:r>
-          </w:p>
-        </w:tc>
-        <w:tc>
-          <w:tcPr>
-            <w:tcW w:type="dxa" w:w="960"/>
-          </w:tcPr>
-          <w:p>
-            <w:r>
-              <w:t>17823233</w:t>
-            </w:r>
-          </w:p>
-        </w:tc>
-        <w:tc>
-          <w:tcPr>
-            <w:tcW w:type="dxa" w:w="960"/>
-          </w:tcPr>
-          <w:p>
-            <w:r>
-              <w:t>Atender demanda do 2709</w:t>
-            </w:r>
-          </w:p>
-        </w:tc>
-        <w:tc>
-          <w:tcPr>
-            <w:tcW w:type="dxa" w:w="960"/>
-          </w:tcPr>
-          <w:p>
-            <w:r>
-              <w:t>2709</w:t>
-            </w:r>
-          </w:p>
-        </w:tc>
-        <w:tc>
-          <w:tcPr>
-            <w:tcW w:type="dxa" w:w="960"/>
-          </w:tcPr>
-          <w:p>
-            <w:r>
-              <w:t>BABR</w:t>
-            </w:r>
-          </w:p>
-        </w:tc>
-        <w:tc>
-          <w:tcPr>
-            <w:tcW w:type="dxa" w:w="960"/>
-          </w:tcPr>
-          <w:p>
-            <w:r>
-              <w:t>Pendente</w:t>
-            </w:r>
-          </w:p>
-        </w:tc>
-      </w:tr>
-      <w:tr>
-        <w:tc>
-          <w:tcPr>
-            <w:tcW w:type="dxa" w:w="960"/>
-          </w:tcPr>
-          <w:p>
-            <w:r>
-              <w:t>309</w:t>
-            </w:r>
-          </w:p>
-        </w:tc>
-        <w:tc>
-          <w:tcPr>
-            <w:tcW w:type="dxa" w:w="960"/>
-          </w:tcPr>
-          <w:p>
-            <w:r>
-              <w:t>2662007-4</w:t>
-            </w:r>
-          </w:p>
-        </w:tc>
-        <w:tc>
-          <w:tcPr>
-            <w:tcW w:type="dxa" w:w="960"/>
-          </w:tcPr>
-          <w:p>
-            <w:r>
-              <w:t>STUD</w:t>
-            </w:r>
-          </w:p>
-        </w:tc>
-        <w:tc>
-          <w:tcPr>
-            <w:tcW w:type="dxa" w:w="960"/>
-          </w:tcPr>
-          <w:p>
-            <w:r>
-              <w:t>02 EA</w:t>
-            </w:r>
-          </w:p>
-        </w:tc>
-        <w:tc>
-          <w:tcPr>
-            <w:tcW w:type="dxa" w:w="960"/>
-          </w:tcPr>
-          <w:p>
-            <w:r>
-              <w:t>17823234</w:t>
-            </w:r>
-          </w:p>
-        </w:tc>
-        <w:tc>
-          <w:tcPr>
-            <w:tcW w:type="dxa" w:w="960"/>
-          </w:tcPr>
-          <w:p>
-            <w:r>
-              <w:t>Atender demanda do 2709</w:t>
-            </w:r>
-          </w:p>
-        </w:tc>
-        <w:tc>
-          <w:tcPr>
-            <w:tcW w:type="dxa" w:w="960"/>
-          </w:tcPr>
-          <w:p>
-            <w:r>
-              <w:t>2709</w:t>
-            </w:r>
-          </w:p>
-        </w:tc>
-        <w:tc>
-          <w:tcPr>
-            <w:tcW w:type="dxa" w:w="960"/>
-          </w:tcPr>
-          <w:p>
-            <w:r>
-              <w:t>BABR</w:t>
-            </w:r>
-          </w:p>
-        </w:tc>
-        <w:tc>
-          <w:tcPr>
-            <w:tcW w:type="dxa" w:w="960"/>
-          </w:tcPr>
-          <w:p>
-            <w:r>
-              <w:t>Pendente</w:t>
-            </w:r>
-          </w:p>
-        </w:tc>
-      </w:tr>
-      <w:tr>
-        <w:tc>
-          <w:tcPr>
-            <w:tcW w:type="dxa" w:w="960"/>
-          </w:tcPr>
-          <w:p>
-            <w:r>
-              <w:t>310</w:t>
-            </w:r>
-          </w:p>
-        </w:tc>
-        <w:tc>
-          <w:tcPr>
-            <w:tcW w:type="dxa" w:w="960"/>
-          </w:tcPr>
-          <w:p>
-            <w:r>
-              <w:t>2662022-1</w:t>
-            </w:r>
-          </w:p>
-        </w:tc>
-        <w:tc>
-          <w:tcPr>
-            <w:tcW w:type="dxa" w:w="960"/>
-          </w:tcPr>
-          <w:p>
-            <w:r>
-              <w:t>TUBE ASSY</w:t>
-            </w:r>
-          </w:p>
-        </w:tc>
-        <w:tc>
-          <w:tcPr>
-            <w:tcW w:type="dxa" w:w="960"/>
-          </w:tcPr>
-          <w:p>
-            <w:r>
-              <w:t>02 EA</w:t>
-            </w:r>
-          </w:p>
-        </w:tc>
-        <w:tc>
-          <w:tcPr>
-            <w:tcW w:type="dxa" w:w="960"/>
-          </w:tcPr>
-          <w:p>
-            <w:r>
-              <w:t>17823235</w:t>
-            </w:r>
-          </w:p>
-        </w:tc>
-        <w:tc>
-          <w:tcPr>
-            <w:tcW w:type="dxa" w:w="960"/>
-          </w:tcPr>
-          <w:p>
-            <w:r>
-              <w:t>Atender demanda do 2709</w:t>
-            </w:r>
-          </w:p>
-        </w:tc>
-        <w:tc>
-          <w:tcPr>
-            <w:tcW w:type="dxa" w:w="960"/>
-          </w:tcPr>
-          <w:p>
-            <w:r>
-              <w:t>2709</w:t>
-            </w:r>
-          </w:p>
-        </w:tc>
-        <w:tc>
-          <w:tcPr>
-            <w:tcW w:type="dxa" w:w="960"/>
-          </w:tcPr>
-          <w:p>
-            <w:r>
-              <w:t>BABR</w:t>
-            </w:r>
-          </w:p>
-        </w:tc>
-        <w:tc>
-          <w:tcPr>
-            <w:tcW w:type="dxa" w:w="960"/>
-          </w:tcPr>
-          <w:p>
-            <w:r>
-              <w:t>Pendente</w:t>
-            </w:r>
-          </w:p>
-        </w:tc>
-      </w:tr>
-      <w:tr>
-        <w:tc>
-          <w:tcPr>
-            <w:tcW w:type="dxa" w:w="960"/>
-          </w:tcPr>
-          <w:p>
-            <w:r>
-              <w:t>311</w:t>
-            </w:r>
-          </w:p>
-        </w:tc>
-        <w:tc>
-          <w:tcPr>
-            <w:tcW w:type="dxa" w:w="960"/>
-          </w:tcPr>
-          <w:p>
-            <w:r>
-              <w:t>AN315-3L</w:t>
-            </w:r>
-          </w:p>
-        </w:tc>
-        <w:tc>
-          <w:tcPr>
-            <w:tcW w:type="dxa" w:w="960"/>
-          </w:tcPr>
-          <w:p>
-            <w:r>
-              <w:t>NUT,PLAIN,HEXAGON</w:t>
-            </w:r>
-          </w:p>
-        </w:tc>
-        <w:tc>
-          <w:tcPr>
-            <w:tcW w:type="dxa" w:w="960"/>
-          </w:tcPr>
-          <w:p>
-            <w:r>
-              <w:t>02 EA</w:t>
-            </w:r>
-          </w:p>
-        </w:tc>
-        <w:tc>
-          <w:tcPr>
-            <w:tcW w:type="dxa" w:w="960"/>
-          </w:tcPr>
-          <w:p>
-            <w:r>
-              <w:t>17823601</w:t>
-            </w:r>
-          </w:p>
-        </w:tc>
-        <w:tc>
-          <w:tcPr>
-            <w:tcW w:type="dxa" w:w="960"/>
-          </w:tcPr>
-          <w:p>
-            <w:r>
-              <w:t>Atender demanda do 2709</w:t>
-            </w:r>
-          </w:p>
-        </w:tc>
-        <w:tc>
-          <w:tcPr>
-            <w:tcW w:type="dxa" w:w="960"/>
-          </w:tcPr>
-          <w:p>
-            <w:r>
-              <w:t>2709</w:t>
-            </w:r>
-          </w:p>
-        </w:tc>
-        <w:tc>
-          <w:tcPr>
-            <w:tcW w:type="dxa" w:w="960"/>
-          </w:tcPr>
-          <w:p>
-            <w:r>
-              <w:t>BABR</w:t>
-            </w:r>
-          </w:p>
-        </w:tc>
-        <w:tc>
-          <w:tcPr>
-            <w:tcW w:type="dxa" w:w="960"/>
-          </w:tcPr>
-          <w:p>
-            <w:r>
-              <w:t>Pendente</w:t>
-            </w:r>
-          </w:p>
-        </w:tc>
-      </w:tr>
-    </w:tbl>
+    <w:p>
+      <w:r>
+        <w:drawing>
+          <wp:inline xmlns:a="http://schemas.openxmlformats.org/drawingml/2006/main" xmlns:pic="http://schemas.openxmlformats.org/drawingml/2006/picture">
+            <wp:extent cx="5943600" cy="4666783"/>
+            <wp:docPr id="1" name="Picture 1"/>
+            <wp:cNvGraphicFramePr>
+              <a:graphicFrameLocks noChangeAspect="1"/>
+            </wp:cNvGraphicFramePr>
+            <a:graphic>
+              <a:graphicData uri="http://schemas.openxmlformats.org/drawingml/2006/picture">
+                <pic:pic>
+                  <pic:nvPicPr>
+                    <pic:cNvPr id="0" name="_anexo_a_emprestimos_2026-06.png"/>
+                    <pic:cNvPicPr/>
+                  </pic:nvPicPr>
+                  <pic:blipFill>
+                    <a:blip r:embed="rId9"/>
+                    <a:stretch>
+                      <a:fillRect/>
+                    </a:stretch>
+                  </pic:blipFill>
+                  <pic:spPr>
+                    <a:xfrm>
+                      <a:off x="0" y="0"/>
+                      <a:ext cx="5943600" cy="4666783"/>
+                    </a:xfrm>
+                    <a:prstGeom prst="rect"/>
+                  </pic:spPr>
+                </pic:pic>
+              </a:graphicData>
+            </a:graphic>
+          </wp:inline>
+        </w:drawing>
+      </w:r>
+    </w:p>
     <w:p>
       <w:r>
         <w:br w:type="page"/>
@@ -29083,7 +24566,7 @@
         <w:rPr>
           <w:b w:val="0"/>
         </w:rPr>
-        <w:t xml:space="preserve"> Foi iniciada a apresentação da RMA, estavam presentes o proposto da empresa, Paulo, a nova representante da empresa, Desi Rê, o Rezende, o Claudio, os propostos da GoSanta e representantes da FAB, o Tenente Wallace, fiscal, e o Sargento Ramon auxiliar. O objetivo foi apresentar a medimensal de aeronaves no mês de junho, foi apresentado um extrato do mês, onde a medimensal de aeronaves montadas foi 90,29, pontuação máxima obtida 623, pontuação obtida 623,690, índice final de imprensa é 095. Aí eu passei pelas aeronaves conforme slide, FAB 2709, com as emergências relacionadas, que é o 2721, que está em negrito, é a segunda, então, você vai ler a emergência 19.148 final, e aí ela passou, ela foi até o dia 11, né, aí depois foi o 2721, vamos ler as emergências do 21, lê as emergências do FAB 2723, lê as emergências do FAB 2729, lê as emergências do FAB 2738 e lê as emergências do FAB 2739. Sobre 2739, apesar dela ter sido cancelada pelo próprio operador no dia 1 do 7, né, ela foi recebida no dia 26 do 6 através do recibo 02 G-Log Belém, mas assim, teve a questão da, depois, né, que o pessoal recebesse, eu observo algumas discrepâncias, mas essas discrepâncias passaram por análise da Engenharia de São Paulo, então, por conta disso, né, a empresa não sabe, a FAB não sabe se eu ia utilizar aquela FCU ou não, eu achei justo, é, contar montada até aquela data específica, né, por conta que eu não falei nada com a empresa, ela, então, ela achou que tinha recebido, apesar de saber que nos bastidores ela sabia dessa discrepância aí, e aí voltou, apresentou um desempenho, foi apresentado total de novo, teve 830 horas e 35 minutos aplicando índice 1.340.863,42, foi apresentadas notas fiscais, o extrato dos sinlomes, o proposto perguntou sobre as notas de liquidação, eu falei que eu vou tentar mandar para eles quais são essas notas liquidadas ali, para que eu sei que gera uma confusão lá de pagamento, foi apresentado um extrato geral, mas pouco visual, das coisas que estão pendentes, então, é só o módulo 1, sobre o módulo 2, né, a gente tem aí guardando os itens, né, é o orçamento 01 de 2026 e eu enviei o orçamento 03 de 2026 foi uma aprovação parcial, não sei se o texto ficou correto, só tirei os conjuntos de freios, dois, no valor de R$24.962,38, acho que houve uma confusão de valores, mas eu estou à disposição para corrigir se eu tiver feito errado também, foi apresentados empréstimos em junho, do mês de junho, e aí eu apresentei um panorama geral, onde está escrito total de itens, mas onde lê total de itens é o total de linhas, total de pedidos, né, não está atrado ao total de pedidos, né, então teve com relação aos empréstimos, né, eu fiquei de disponibilizar também para a empresa, além dos prepostos que estão em sete, já tem essa planilha, o fiscal acha que o Roberto Carlos já tem essa planilha aí também. O uso reparável é apresentado, tem 323 em OS, mas dessas 323 aí tem alguns que já foram entregues, pela própria V1 já colocou onde elas estão, a princípio em OS214, né, lembrando aí que tudo que está em OS a partir do dia 1,7, a gente vai cobrar aí o TAT, e os que não estão em OS, o UPR, por ser ainda está definindo aí, entregando os itens que estão com ele, né, que já passou o TAT. Então aí teve, foi apresentado aí as emergências entregues, entregues ao concluído no mês, né, em centagem, então teve um total de 39 entregas, 29 no prazo, totalizando em um QD mensal de 74. O preposto, ele passou a falar, ele falou sobre, citou um caso da FCU, ele fez a leitura do FCU, de um relatório da LIP, falando que o item quando ele está incompleto, ele fica mais caro, ele exemplificou com um caso específico de um SN, fez a leitura completa, mostrando como que a FCU chega, né, o fiscal falou que o estado de saída da FCU, para a empresa reparar, ela tem que reparar do jeito que ela pegar e entre em condições, mais uma vez que ela entregou o item em condições, se aquele item apresentar defeito, o item ele tem que ser recolhido completo, se a empresa entregou completo, devolver o produto, né, se isso não está acontecendo, está errado, a gente vai buscar corrigir, orientar os operadores, e aí foi lida uma proposta de mapem que a gente vai analisar, que a gente tem que ver ali quais são as implicações que a gente tem para aquele mapem, sem mais nada, foi aproveitado a comunidade para apresentar a Desiree, nova colaboradora da empresa, não tendo mais nada a falar, foi para terminar da reunião.</w:t>
+        <w:t>﻿Foi iniciada a apresentação da RMA estavam presentes o preposto da empresa Paulo O a nova a nova representante da empresa a D. O Resende e o Cláudio os preposição da Laa Santa e o representantes da FB o Tenente Wallace fiscal e o sargento Ramon auxiliar. O objetivo foi apresentar a minha dimensão da aerálise do mês de junho foi apresentado um extrato Do mês onde a média mensal de aeronaves montadas foi 90,29 pontuação máxima obtida 623.  Pouação obtida 623 de 690 índice de final desempenho 095. Aí eu passei pelas aeronaves conforme slide Fabio 27 09 com as emergências relacionadas com 2721 que tá em negrito é a segunda então e a você avalia a A emergência 19148 final e aí ela passou ela foi até o dia 11 né aí depois foi o 2721 vamo ler emergências do 21 Leia as emergências do Fábio 2723 leia as emergências do Fábio 2729 leia as emergências do Fábio 2738 e leia as emergências do Fábio 2739 sobre o 2739 apesar dela ter sido cancelada pelo próprio operador no dia um do sete ela foi recebida no dia 20 no dia 26/6 através do recibo 02 Gog Belém mas assim teve a questão da depois né que o pessoal recebeu observou algumas discrepâncias. Mas essas discrepâncias elas passaram por análise da engenharia de São Paulo então por conta disso né esse a empresa não sabe a Fabio não sabia se ia utilizar aquela UFCU ou não eu achei justo como tá montada até aquela data específica né por conta que eu não falei nada com a empresa ela então ela achou que tinha recebido Apesar de saber que ia nos bastidores ela sabia dessa discrepância aí e aí voltou apresentou o índice desempenta total de novo teve 83035. aplicando o índice 1.340.863 e 42.  Foi apresentado as notas fiscais o status dosmes o proposto perguntou sobre as notas de liquidação eu falei que eu vou tentar mandar pra eles quais são essas notas de liquidados ali pra que eu sei que gera uma confusão lá de pagamento foi apresentado um extrato geral mas pouco visual dos do das coisas tão pendentes então é só o módulo um módulo sobre o módulo dois né a gente tem aí guardando os itens né é o orçamento zero de 2026 e eu enviei o orçamento 03 de 2026 também foi uma aprovação parcial não sei se o texto ficou correto só tirei o os conjuntos de de frei os dois no valor de4.962 38 acho que houve uma confusão de valores mas eu estou à disposição para corrigir se eu tiver feito errado também. Foi apresentado os empréstimos em junho Do mês de junho e aí eu apresentei um panorama geral onde estava escrito total de itens mas onde lê total de itens é o total de linhas total de pedidos né não tá atado ao total de pedidos né então teve Com relacionado aos empréstimos né. Eu fiquei de disponibilizar também pra empresa além dos prepostos que estão em sede que já tenha essa essa planilha.  O fiscal acha que o Roberto Carlos já tem essa essa planilha aí também. Os reparáveis que apresentado tem 323 em oS mas dessas 323 aí tem algumas que já foram entregues pela própria a própria já colocou antes que elas elas estão a princípio em iOS 214 né lembrando aí da que tudo que for sair em iOS a partir do dia um do sete a gente vai cobrar aí o O TAT e os que não estão a S o prep ainda tá definindo aí vem entregando os itens que tão com eles né que já passou o tempo. Então aí teve foi apresentado aí as emergências entregues entregues ou concluídos no mês né a porcentagem então teve um total de R$ 39 entregas 29 no prazo totalizando aí um QD mensal de 74.  O preposto ele passou a falar ele falou sobre É citou um caso da FCU ele fez a leitura do FCU de um relatório da Lipe falando que o item con ele tá incompleto ele fica mais caro ele exemplificou com ele com um caso específico de um d dum SN fez a leitura completa. mostrando como que a FC os chega né o o fiscal falou que a o estado de saída da da FCU pra empresa reparar ela tem que reparar do jeito que ela pegar e entrar em condições mas uma vez que ela entregou o item em condições se aquele item apresentado defeito o item ele tem que se recolhido completo se a empresa entregou completo e devolver completo né e se isso não tá acontecendo tá errado a gente vai a gente vai A gente vai é buscar corrigir né e a orientar os operadores e aí foi foi lida uma proposta de Mapem que a gente vai analisar que a gente tem que ver ali quais são as implicações que a gente tem pra pra aquele mapaem. sem mais nada foi aproveitado a oportunidade para apresentar a Desiree a nova colaboradora da empresa. Não tendo mais nada mais nada a se falar foi pra terminada a reunião.</w:t>
       </w:r>
     </w:p>
     <w:sectPr>

--- a/Contrato 005/Dashboard/02_Dados_Tratados/atas/Ata_RMA_Junho_2026_rascunho.docx
+++ b/Contrato 005/Dashboard/02_Dados_Tratados/atas/Ata_RMA_Junho_2026_rascunho.docx
@@ -841,7 +841,7 @@
         <w:rPr>
           <w:b w:val="0"/>
         </w:rPr>
-        <w:t>Foi retomado o assunto do controle de reparáveis: 323 Ordem(ns) de Serviço em aberto no momento da extração. O controle completo consta no Anexo B desta ata.</w:t>
+        <w:t>Foi retomado o assunto do controle de reparáveis: 324 Ordem(ns) de Serviço em aberto no momento da extração. O controle completo consta no Anexo B desta ata.</w:t>
       </w:r>
     </w:p>
     <w:p>
@@ -1437,7 +1437,7 @@
       <w:r>
         <w:drawing>
           <wp:inline xmlns:a="http://schemas.openxmlformats.org/drawingml/2006/main" xmlns:pic="http://schemas.openxmlformats.org/drawingml/2006/picture">
-            <wp:extent cx="5943600" cy="4381061"/>
+            <wp:extent cx="5943600" cy="4383256"/>
             <wp:docPr id="7" name="Picture 7"/>
             <wp:cNvGraphicFramePr>
               <a:graphicFrameLocks noChangeAspect="1"/>
@@ -1458,7 +1458,7 @@
                   <pic:spPr>
                     <a:xfrm>
                       <a:off x="0" y="0"/>
-                      <a:ext cx="5943600" cy="4381061"/>
+                      <a:ext cx="5943600" cy="4383256"/>
                     </a:xfrm>
                     <a:prstGeom prst="rect"/>
                   </pic:spPr>
@@ -1535,7 +1535,7 @@
       <w:r>
         <w:drawing>
           <wp:inline xmlns:a="http://schemas.openxmlformats.org/drawingml/2006/main" xmlns:pic="http://schemas.openxmlformats.org/drawingml/2006/picture">
-            <wp:extent cx="5943600" cy="4381061"/>
+            <wp:extent cx="5943600" cy="4383256"/>
             <wp:docPr id="9" name="Picture 9"/>
             <wp:cNvGraphicFramePr>
               <a:graphicFrameLocks noChangeAspect="1"/>
@@ -1556,7 +1556,7 @@
                   <pic:spPr>
                     <a:xfrm>
                       <a:off x="0" y="0"/>
-                      <a:ext cx="5943600" cy="4381061"/>
+                      <a:ext cx="5943600" cy="4383256"/>
                     </a:xfrm>
                     <a:prstGeom prst="rect"/>
                   </pic:spPr>
@@ -1584,7 +1584,7 @@
       <w:r>
         <w:drawing>
           <wp:inline xmlns:a="http://schemas.openxmlformats.org/drawingml/2006/main" xmlns:pic="http://schemas.openxmlformats.org/drawingml/2006/picture">
-            <wp:extent cx="5943600" cy="857164"/>
+            <wp:extent cx="5943600" cy="952882"/>
             <wp:docPr id="10" name="Picture 10"/>
             <wp:cNvGraphicFramePr>
               <a:graphicFrameLocks noChangeAspect="1"/>
@@ -1605,7 +1605,7 @@
                   <pic:spPr>
                     <a:xfrm>
                       <a:off x="0" y="0"/>
-                      <a:ext cx="5943600" cy="857164"/>
+                      <a:ext cx="5943600" cy="952882"/>
                     </a:xfrm>
                     <a:prstGeom prst="rect"/>
                   </pic:spPr>
